--- a/Uwaycontech/实验例程/CC2530基础实验/9-CC2530 ADC采集/实验指导书/9-CC2530 ADC采集.docx
+++ b/Uwaycontech/实验例程/CC2530基础实验/9-CC2530 ADC采集/实验指导书/9-CC2530 ADC采集.docx
@@ -1960,6 +1960,7 @@
         <w:pageBreakBefore w:val="0"/>
         <w:widowControl w:val="0"/>
         <w:numPr>
+          <w:ilvl w:val="0"/>
           <w:numId w:val="0"/>
         </w:numPr>
         <w:kinsoku/>
@@ -2876,21 +2877,1553 @@
           <w:lang w:val="en-US" w:eastAsia="zh-CN"/>
         </w:rPr>
       </w:pPr>
+      <w:r>
+        <w:rPr>
+          <w:rFonts w:hint="eastAsia" w:ascii="宋体" w:hAnsi="宋体" w:eastAsia="宋体" w:cs="宋体"/>
+          <w:i w:val="0"/>
+          <w:iCs w:val="0"/>
+          <w:caps w:val="0"/>
+          <w:color w:val="auto"/>
+          <w:spacing w:val="0"/>
+          <w:sz w:val="20"/>
+          <w:szCs w:val="20"/>
+          <w:shd w:val="clear" w:fill="FFFFFF"/>
+          <w:lang w:val="en-US" w:eastAsia="zh-CN"/>
+        </w:rPr>
+        <w:t>在main.c内获取温度并每1s更新一次：</w:t>
+      </w:r>
+    </w:p>
+    <w:p>
+      <w:pPr>
+        <w:keepNext w:val="0"/>
+        <w:keepLines w:val="0"/>
+        <w:pageBreakBefore w:val="0"/>
+        <w:kinsoku/>
+        <w:wordWrap/>
+        <w:overflowPunct/>
+        <w:topLinePunct w:val="0"/>
+        <w:autoSpaceDE/>
+        <w:autoSpaceDN/>
+        <w:bidi w:val="0"/>
+        <w:adjustRightInd/>
+        <w:snapToGrid/>
+        <w:jc w:val="both"/>
+        <w:textAlignment w:val="auto"/>
+        <w:rPr>
+          <w:rFonts w:hint="eastAsia" w:ascii="宋体" w:hAnsi="宋体" w:eastAsia="宋体" w:cs="宋体"/>
+          <w:i w:val="0"/>
+          <w:iCs w:val="0"/>
+          <w:caps w:val="0"/>
+          <w:color w:val="auto"/>
+          <w:spacing w:val="0"/>
+          <w:sz w:val="20"/>
+          <w:szCs w:val="20"/>
+          <w:shd w:val="clear" w:fill="FFFFFF"/>
+          <w:lang w:val="en-US" w:eastAsia="zh-CN"/>
+        </w:rPr>
+      </w:pPr>
+      <w:r>
+        <w:rPr>
+          <w:rFonts w:hint="eastAsia" w:ascii="宋体" w:hAnsi="宋体" w:eastAsia="宋体" w:cs="宋体"/>
+          <w:i w:val="0"/>
+          <w:iCs w:val="0"/>
+          <w:caps w:val="0"/>
+          <w:color w:val="auto"/>
+          <w:spacing w:val="0"/>
+          <w:sz w:val="20"/>
+          <w:szCs w:val="20"/>
+          <w:shd w:val="clear" w:fill="FFFFFF"/>
+          <w:lang w:val="en-US" w:eastAsia="zh-CN"/>
+        </w:rPr>
+        <w:t>#include "iocc2530.h"                     //头文件</w:t>
+      </w:r>
+    </w:p>
+    <w:p>
+      <w:pPr>
+        <w:keepNext w:val="0"/>
+        <w:keepLines w:val="0"/>
+        <w:pageBreakBefore w:val="0"/>
+        <w:kinsoku/>
+        <w:wordWrap/>
+        <w:overflowPunct/>
+        <w:topLinePunct w:val="0"/>
+        <w:autoSpaceDE/>
+        <w:autoSpaceDN/>
+        <w:bidi w:val="0"/>
+        <w:adjustRightInd/>
+        <w:snapToGrid/>
+        <w:jc w:val="both"/>
+        <w:textAlignment w:val="auto"/>
+        <w:rPr>
+          <w:rFonts w:hint="eastAsia" w:ascii="宋体" w:hAnsi="宋体" w:eastAsia="宋体" w:cs="宋体"/>
+          <w:i w:val="0"/>
+          <w:iCs w:val="0"/>
+          <w:caps w:val="0"/>
+          <w:color w:val="auto"/>
+          <w:spacing w:val="0"/>
+          <w:sz w:val="20"/>
+          <w:szCs w:val="20"/>
+          <w:shd w:val="clear" w:fill="FFFFFF"/>
+          <w:lang w:val="en-US" w:eastAsia="zh-CN"/>
+        </w:rPr>
+      </w:pPr>
+      <w:r>
+        <w:rPr>
+          <w:rFonts w:hint="eastAsia" w:ascii="宋体" w:hAnsi="宋体" w:eastAsia="宋体" w:cs="宋体"/>
+          <w:i w:val="0"/>
+          <w:iCs w:val="0"/>
+          <w:caps w:val="0"/>
+          <w:color w:val="auto"/>
+          <w:spacing w:val="0"/>
+          <w:sz w:val="20"/>
+          <w:szCs w:val="20"/>
+          <w:shd w:val="clear" w:fill="FFFFFF"/>
+          <w:lang w:val="en-US" w:eastAsia="zh-CN"/>
+        </w:rPr>
+        <w:t>#include "headfile.h"</w:t>
+      </w:r>
+    </w:p>
+    <w:p>
+      <w:pPr>
+        <w:keepNext w:val="0"/>
+        <w:keepLines w:val="0"/>
+        <w:pageBreakBefore w:val="0"/>
+        <w:kinsoku/>
+        <w:wordWrap/>
+        <w:overflowPunct/>
+        <w:topLinePunct w:val="0"/>
+        <w:autoSpaceDE/>
+        <w:autoSpaceDN/>
+        <w:bidi w:val="0"/>
+        <w:adjustRightInd/>
+        <w:snapToGrid/>
+        <w:jc w:val="both"/>
+        <w:textAlignment w:val="auto"/>
+        <w:rPr>
+          <w:rFonts w:hint="eastAsia" w:ascii="宋体" w:hAnsi="宋体" w:eastAsia="宋体" w:cs="宋体"/>
+          <w:i w:val="0"/>
+          <w:iCs w:val="0"/>
+          <w:caps w:val="0"/>
+          <w:color w:val="auto"/>
+          <w:spacing w:val="0"/>
+          <w:sz w:val="20"/>
+          <w:szCs w:val="20"/>
+          <w:shd w:val="clear" w:fill="FFFFFF"/>
+          <w:lang w:val="en-US" w:eastAsia="zh-CN"/>
+        </w:rPr>
+      </w:pPr>
+    </w:p>
+    <w:p>
+      <w:pPr>
+        <w:keepNext w:val="0"/>
+        <w:keepLines w:val="0"/>
+        <w:pageBreakBefore w:val="0"/>
+        <w:kinsoku/>
+        <w:wordWrap/>
+        <w:overflowPunct/>
+        <w:topLinePunct w:val="0"/>
+        <w:autoSpaceDE/>
+        <w:autoSpaceDN/>
+        <w:bidi w:val="0"/>
+        <w:adjustRightInd/>
+        <w:snapToGrid/>
+        <w:jc w:val="both"/>
+        <w:textAlignment w:val="auto"/>
+        <w:rPr>
+          <w:rFonts w:hint="eastAsia" w:ascii="宋体" w:hAnsi="宋体" w:eastAsia="宋体" w:cs="宋体"/>
+          <w:i w:val="0"/>
+          <w:iCs w:val="0"/>
+          <w:caps w:val="0"/>
+          <w:color w:val="auto"/>
+          <w:spacing w:val="0"/>
+          <w:sz w:val="20"/>
+          <w:szCs w:val="20"/>
+          <w:shd w:val="clear" w:fill="FFFFFF"/>
+          <w:lang w:val="en-US" w:eastAsia="zh-CN"/>
+        </w:rPr>
+      </w:pPr>
+      <w:r>
+        <w:rPr>
+          <w:rFonts w:hint="eastAsia" w:ascii="宋体" w:hAnsi="宋体" w:eastAsia="宋体" w:cs="宋体"/>
+          <w:i w:val="0"/>
+          <w:iCs w:val="0"/>
+          <w:caps w:val="0"/>
+          <w:color w:val="auto"/>
+          <w:spacing w:val="0"/>
+          <w:sz w:val="20"/>
+          <w:szCs w:val="20"/>
+          <w:shd w:val="clear" w:fill="FFFFFF"/>
+          <w:lang w:val="en-US" w:eastAsia="zh-CN"/>
+        </w:rPr>
+        <w:t>float temp;</w:t>
+      </w:r>
+    </w:p>
+    <w:p>
+      <w:pPr>
+        <w:keepNext w:val="0"/>
+        <w:keepLines w:val="0"/>
+        <w:pageBreakBefore w:val="0"/>
+        <w:kinsoku/>
+        <w:wordWrap/>
+        <w:overflowPunct/>
+        <w:topLinePunct w:val="0"/>
+        <w:autoSpaceDE/>
+        <w:autoSpaceDN/>
+        <w:bidi w:val="0"/>
+        <w:adjustRightInd/>
+        <w:snapToGrid/>
+        <w:jc w:val="both"/>
+        <w:textAlignment w:val="auto"/>
+        <w:rPr>
+          <w:rFonts w:hint="eastAsia" w:ascii="宋体" w:hAnsi="宋体" w:eastAsia="宋体" w:cs="宋体"/>
+          <w:i w:val="0"/>
+          <w:iCs w:val="0"/>
+          <w:caps w:val="0"/>
+          <w:color w:val="auto"/>
+          <w:spacing w:val="0"/>
+          <w:sz w:val="20"/>
+          <w:szCs w:val="20"/>
+          <w:shd w:val="clear" w:fill="FFFFFF"/>
+          <w:lang w:val="en-US" w:eastAsia="zh-CN"/>
+        </w:rPr>
+      </w:pPr>
+      <w:r>
+        <w:rPr>
+          <w:rFonts w:hint="eastAsia" w:ascii="宋体" w:hAnsi="宋体" w:eastAsia="宋体" w:cs="宋体"/>
+          <w:i w:val="0"/>
+          <w:iCs w:val="0"/>
+          <w:caps w:val="0"/>
+          <w:color w:val="auto"/>
+          <w:spacing w:val="0"/>
+          <w:sz w:val="20"/>
+          <w:szCs w:val="20"/>
+          <w:shd w:val="clear" w:fill="FFFFFF"/>
+          <w:lang w:val="en-US" w:eastAsia="zh-CN"/>
+        </w:rPr>
+        <w:t>char buf[20];</w:t>
+      </w:r>
+    </w:p>
+    <w:p>
+      <w:pPr>
+        <w:keepNext w:val="0"/>
+        <w:keepLines w:val="0"/>
+        <w:pageBreakBefore w:val="0"/>
+        <w:kinsoku/>
+        <w:wordWrap/>
+        <w:overflowPunct/>
+        <w:topLinePunct w:val="0"/>
+        <w:autoSpaceDE/>
+        <w:autoSpaceDN/>
+        <w:bidi w:val="0"/>
+        <w:adjustRightInd/>
+        <w:snapToGrid/>
+        <w:jc w:val="both"/>
+        <w:textAlignment w:val="auto"/>
+        <w:rPr>
+          <w:rFonts w:hint="eastAsia" w:ascii="宋体" w:hAnsi="宋体" w:eastAsia="宋体" w:cs="宋体"/>
+          <w:i w:val="0"/>
+          <w:iCs w:val="0"/>
+          <w:caps w:val="0"/>
+          <w:color w:val="auto"/>
+          <w:spacing w:val="0"/>
+          <w:sz w:val="20"/>
+          <w:szCs w:val="20"/>
+          <w:shd w:val="clear" w:fill="FFFFFF"/>
+          <w:lang w:val="en-US" w:eastAsia="zh-CN"/>
+        </w:rPr>
+      </w:pPr>
+    </w:p>
+    <w:p>
+      <w:pPr>
+        <w:keepNext w:val="0"/>
+        <w:keepLines w:val="0"/>
+        <w:pageBreakBefore w:val="0"/>
+        <w:kinsoku/>
+        <w:wordWrap/>
+        <w:overflowPunct/>
+        <w:topLinePunct w:val="0"/>
+        <w:autoSpaceDE/>
+        <w:autoSpaceDN/>
+        <w:bidi w:val="0"/>
+        <w:adjustRightInd/>
+        <w:snapToGrid/>
+        <w:jc w:val="both"/>
+        <w:textAlignment w:val="auto"/>
+        <w:rPr>
+          <w:rFonts w:hint="eastAsia" w:ascii="宋体" w:hAnsi="宋体" w:eastAsia="宋体" w:cs="宋体"/>
+          <w:i w:val="0"/>
+          <w:iCs w:val="0"/>
+          <w:caps w:val="0"/>
+          <w:color w:val="auto"/>
+          <w:spacing w:val="0"/>
+          <w:sz w:val="20"/>
+          <w:szCs w:val="20"/>
+          <w:shd w:val="clear" w:fill="FFFFFF"/>
+          <w:lang w:val="en-US" w:eastAsia="zh-CN"/>
+        </w:rPr>
+      </w:pPr>
+      <w:r>
+        <w:rPr>
+          <w:rFonts w:hint="eastAsia" w:ascii="宋体" w:hAnsi="宋体" w:eastAsia="宋体" w:cs="宋体"/>
+          <w:i w:val="0"/>
+          <w:iCs w:val="0"/>
+          <w:caps w:val="0"/>
+          <w:color w:val="auto"/>
+          <w:spacing w:val="0"/>
+          <w:sz w:val="20"/>
+          <w:szCs w:val="20"/>
+          <w:shd w:val="clear" w:fill="FFFFFF"/>
+          <w:lang w:val="en-US" w:eastAsia="zh-CN"/>
+        </w:rPr>
+        <w:t>void main(void)</w:t>
+      </w:r>
+    </w:p>
+    <w:p>
+      <w:pPr>
+        <w:keepNext w:val="0"/>
+        <w:keepLines w:val="0"/>
+        <w:pageBreakBefore w:val="0"/>
+        <w:kinsoku/>
+        <w:wordWrap/>
+        <w:overflowPunct/>
+        <w:topLinePunct w:val="0"/>
+        <w:autoSpaceDE/>
+        <w:autoSpaceDN/>
+        <w:bidi w:val="0"/>
+        <w:adjustRightInd/>
+        <w:snapToGrid/>
+        <w:jc w:val="both"/>
+        <w:textAlignment w:val="auto"/>
+        <w:rPr>
+          <w:rFonts w:hint="eastAsia" w:ascii="宋体" w:hAnsi="宋体" w:eastAsia="宋体" w:cs="宋体"/>
+          <w:i w:val="0"/>
+          <w:iCs w:val="0"/>
+          <w:caps w:val="0"/>
+          <w:color w:val="auto"/>
+          <w:spacing w:val="0"/>
+          <w:sz w:val="20"/>
+          <w:szCs w:val="20"/>
+          <w:shd w:val="clear" w:fill="FFFFFF"/>
+          <w:lang w:val="en-US" w:eastAsia="zh-CN"/>
+        </w:rPr>
+      </w:pPr>
+      <w:r>
+        <w:rPr>
+          <w:rFonts w:hint="eastAsia" w:ascii="宋体" w:hAnsi="宋体" w:eastAsia="宋体" w:cs="宋体"/>
+          <w:i w:val="0"/>
+          <w:iCs w:val="0"/>
+          <w:caps w:val="0"/>
+          <w:color w:val="auto"/>
+          <w:spacing w:val="0"/>
+          <w:sz w:val="20"/>
+          <w:szCs w:val="20"/>
+          <w:shd w:val="clear" w:fill="FFFFFF"/>
+          <w:lang w:val="en-US" w:eastAsia="zh-CN"/>
+        </w:rPr>
+        <w:t>{</w:t>
+      </w:r>
+    </w:p>
+    <w:p>
+      <w:pPr>
+        <w:keepNext w:val="0"/>
+        <w:keepLines w:val="0"/>
+        <w:pageBreakBefore w:val="0"/>
+        <w:kinsoku/>
+        <w:wordWrap/>
+        <w:overflowPunct/>
+        <w:topLinePunct w:val="0"/>
+        <w:autoSpaceDE/>
+        <w:autoSpaceDN/>
+        <w:bidi w:val="0"/>
+        <w:adjustRightInd/>
+        <w:snapToGrid/>
+        <w:jc w:val="both"/>
+        <w:textAlignment w:val="auto"/>
+        <w:rPr>
+          <w:rFonts w:hint="eastAsia" w:ascii="宋体" w:hAnsi="宋体" w:eastAsia="宋体" w:cs="宋体"/>
+          <w:i w:val="0"/>
+          <w:iCs w:val="0"/>
+          <w:caps w:val="0"/>
+          <w:color w:val="auto"/>
+          <w:spacing w:val="0"/>
+          <w:sz w:val="20"/>
+          <w:szCs w:val="20"/>
+          <w:shd w:val="clear" w:fill="FFFFFF"/>
+          <w:lang w:val="en-US" w:eastAsia="zh-CN"/>
+        </w:rPr>
+      </w:pPr>
+      <w:r>
+        <w:rPr>
+          <w:rFonts w:hint="eastAsia" w:ascii="宋体" w:hAnsi="宋体" w:eastAsia="宋体" w:cs="宋体"/>
+          <w:i w:val="0"/>
+          <w:iCs w:val="0"/>
+          <w:caps w:val="0"/>
+          <w:color w:val="auto"/>
+          <w:spacing w:val="0"/>
+          <w:sz w:val="20"/>
+          <w:szCs w:val="20"/>
+          <w:shd w:val="clear" w:fill="FFFFFF"/>
+          <w:lang w:val="en-US" w:eastAsia="zh-CN"/>
+        </w:rPr>
+        <w:t xml:space="preserve">    led_init();</w:t>
+      </w:r>
+    </w:p>
+    <w:p>
+      <w:pPr>
+        <w:keepNext w:val="0"/>
+        <w:keepLines w:val="0"/>
+        <w:pageBreakBefore w:val="0"/>
+        <w:kinsoku/>
+        <w:wordWrap/>
+        <w:overflowPunct/>
+        <w:topLinePunct w:val="0"/>
+        <w:autoSpaceDE/>
+        <w:autoSpaceDN/>
+        <w:bidi w:val="0"/>
+        <w:adjustRightInd/>
+        <w:snapToGrid/>
+        <w:jc w:val="both"/>
+        <w:textAlignment w:val="auto"/>
+        <w:rPr>
+          <w:rFonts w:hint="eastAsia" w:ascii="宋体" w:hAnsi="宋体" w:eastAsia="宋体" w:cs="宋体"/>
+          <w:i w:val="0"/>
+          <w:iCs w:val="0"/>
+          <w:caps w:val="0"/>
+          <w:color w:val="auto"/>
+          <w:spacing w:val="0"/>
+          <w:sz w:val="20"/>
+          <w:szCs w:val="20"/>
+          <w:shd w:val="clear" w:fill="FFFFFF"/>
+          <w:lang w:val="en-US" w:eastAsia="zh-CN"/>
+        </w:rPr>
+      </w:pPr>
+      <w:r>
+        <w:rPr>
+          <w:rFonts w:hint="eastAsia" w:ascii="宋体" w:hAnsi="宋体" w:eastAsia="宋体" w:cs="宋体"/>
+          <w:i w:val="0"/>
+          <w:iCs w:val="0"/>
+          <w:caps w:val="0"/>
+          <w:color w:val="auto"/>
+          <w:spacing w:val="0"/>
+          <w:sz w:val="20"/>
+          <w:szCs w:val="20"/>
+          <w:shd w:val="clear" w:fill="FFFFFF"/>
+          <w:lang w:val="en-US" w:eastAsia="zh-CN"/>
+        </w:rPr>
+        <w:t xml:space="preserve">    clk32m_init();</w:t>
+      </w:r>
+    </w:p>
+    <w:p>
+      <w:pPr>
+        <w:keepNext w:val="0"/>
+        <w:keepLines w:val="0"/>
+        <w:pageBreakBefore w:val="0"/>
+        <w:kinsoku/>
+        <w:wordWrap/>
+        <w:overflowPunct/>
+        <w:topLinePunct w:val="0"/>
+        <w:autoSpaceDE/>
+        <w:autoSpaceDN/>
+        <w:bidi w:val="0"/>
+        <w:adjustRightInd/>
+        <w:snapToGrid/>
+        <w:jc w:val="both"/>
+        <w:textAlignment w:val="auto"/>
+        <w:rPr>
+          <w:rFonts w:hint="eastAsia" w:ascii="宋体" w:hAnsi="宋体" w:eastAsia="宋体" w:cs="宋体"/>
+          <w:i w:val="0"/>
+          <w:iCs w:val="0"/>
+          <w:caps w:val="0"/>
+          <w:color w:val="auto"/>
+          <w:spacing w:val="0"/>
+          <w:sz w:val="20"/>
+          <w:szCs w:val="20"/>
+          <w:shd w:val="clear" w:fill="FFFFFF"/>
+          <w:lang w:val="en-US" w:eastAsia="zh-CN"/>
+        </w:rPr>
+      </w:pPr>
+      <w:r>
+        <w:rPr>
+          <w:rFonts w:hint="eastAsia" w:ascii="宋体" w:hAnsi="宋体" w:eastAsia="宋体" w:cs="宋体"/>
+          <w:i w:val="0"/>
+          <w:iCs w:val="0"/>
+          <w:caps w:val="0"/>
+          <w:color w:val="auto"/>
+          <w:spacing w:val="0"/>
+          <w:sz w:val="20"/>
+          <w:szCs w:val="20"/>
+          <w:shd w:val="clear" w:fill="FFFFFF"/>
+          <w:lang w:val="en-US" w:eastAsia="zh-CN"/>
+        </w:rPr>
+        <w:t xml:space="preserve">    uart0_init();</w:t>
+      </w:r>
+    </w:p>
+    <w:p>
+      <w:pPr>
+        <w:keepNext w:val="0"/>
+        <w:keepLines w:val="0"/>
+        <w:pageBreakBefore w:val="0"/>
+        <w:kinsoku/>
+        <w:wordWrap/>
+        <w:overflowPunct/>
+        <w:topLinePunct w:val="0"/>
+        <w:autoSpaceDE/>
+        <w:autoSpaceDN/>
+        <w:bidi w:val="0"/>
+        <w:adjustRightInd/>
+        <w:snapToGrid/>
+        <w:jc w:val="both"/>
+        <w:textAlignment w:val="auto"/>
+        <w:rPr>
+          <w:rFonts w:hint="eastAsia" w:ascii="宋体" w:hAnsi="宋体" w:eastAsia="宋体" w:cs="宋体"/>
+          <w:i w:val="0"/>
+          <w:iCs w:val="0"/>
+          <w:caps w:val="0"/>
+          <w:color w:val="auto"/>
+          <w:spacing w:val="0"/>
+          <w:sz w:val="20"/>
+          <w:szCs w:val="20"/>
+          <w:shd w:val="clear" w:fill="FFFFFF"/>
+          <w:lang w:val="en-US" w:eastAsia="zh-CN"/>
+        </w:rPr>
+      </w:pPr>
+      <w:r>
+        <w:rPr>
+          <w:rFonts w:hint="eastAsia" w:ascii="宋体" w:hAnsi="宋体" w:eastAsia="宋体" w:cs="宋体"/>
+          <w:i w:val="0"/>
+          <w:iCs w:val="0"/>
+          <w:caps w:val="0"/>
+          <w:color w:val="auto"/>
+          <w:spacing w:val="0"/>
+          <w:sz w:val="20"/>
+          <w:szCs w:val="20"/>
+          <w:shd w:val="clear" w:fill="FFFFFF"/>
+          <w:lang w:val="en-US" w:eastAsia="zh-CN"/>
+        </w:rPr>
+        <w:t xml:space="preserve">    sensor_init();</w:t>
+      </w:r>
+    </w:p>
+    <w:p>
+      <w:pPr>
+        <w:keepNext w:val="0"/>
+        <w:keepLines w:val="0"/>
+        <w:pageBreakBefore w:val="0"/>
+        <w:kinsoku/>
+        <w:wordWrap/>
+        <w:overflowPunct/>
+        <w:topLinePunct w:val="0"/>
+        <w:autoSpaceDE/>
+        <w:autoSpaceDN/>
+        <w:bidi w:val="0"/>
+        <w:adjustRightInd/>
+        <w:snapToGrid/>
+        <w:jc w:val="both"/>
+        <w:textAlignment w:val="auto"/>
+        <w:rPr>
+          <w:rFonts w:hint="eastAsia" w:ascii="宋体" w:hAnsi="宋体" w:eastAsia="宋体" w:cs="宋体"/>
+          <w:i w:val="0"/>
+          <w:iCs w:val="0"/>
+          <w:caps w:val="0"/>
+          <w:color w:val="auto"/>
+          <w:spacing w:val="0"/>
+          <w:sz w:val="20"/>
+          <w:szCs w:val="20"/>
+          <w:shd w:val="clear" w:fill="FFFFFF"/>
+          <w:lang w:val="en-US" w:eastAsia="zh-CN"/>
+        </w:rPr>
+      </w:pPr>
+      <w:r>
+        <w:rPr>
+          <w:rFonts w:hint="eastAsia" w:ascii="宋体" w:hAnsi="宋体" w:eastAsia="宋体" w:cs="宋体"/>
+          <w:i w:val="0"/>
+          <w:iCs w:val="0"/>
+          <w:caps w:val="0"/>
+          <w:color w:val="auto"/>
+          <w:spacing w:val="0"/>
+          <w:sz w:val="20"/>
+          <w:szCs w:val="20"/>
+          <w:shd w:val="clear" w:fill="FFFFFF"/>
+          <w:lang w:val="en-US" w:eastAsia="zh-CN"/>
+        </w:rPr>
+        <w:t xml:space="preserve">    while(1)</w:t>
+      </w:r>
+    </w:p>
+    <w:p>
+      <w:pPr>
+        <w:keepNext w:val="0"/>
+        <w:keepLines w:val="0"/>
+        <w:pageBreakBefore w:val="0"/>
+        <w:kinsoku/>
+        <w:wordWrap/>
+        <w:overflowPunct/>
+        <w:topLinePunct w:val="0"/>
+        <w:autoSpaceDE/>
+        <w:autoSpaceDN/>
+        <w:bidi w:val="0"/>
+        <w:adjustRightInd/>
+        <w:snapToGrid/>
+        <w:jc w:val="both"/>
+        <w:textAlignment w:val="auto"/>
+        <w:rPr>
+          <w:rFonts w:hint="eastAsia" w:ascii="宋体" w:hAnsi="宋体" w:eastAsia="宋体" w:cs="宋体"/>
+          <w:i w:val="0"/>
+          <w:iCs w:val="0"/>
+          <w:caps w:val="0"/>
+          <w:color w:val="auto"/>
+          <w:spacing w:val="0"/>
+          <w:sz w:val="20"/>
+          <w:szCs w:val="20"/>
+          <w:shd w:val="clear" w:fill="FFFFFF"/>
+          <w:lang w:val="en-US" w:eastAsia="zh-CN"/>
+        </w:rPr>
+      </w:pPr>
+      <w:r>
+        <w:rPr>
+          <w:rFonts w:hint="eastAsia" w:ascii="宋体" w:hAnsi="宋体" w:eastAsia="宋体" w:cs="宋体"/>
+          <w:i w:val="0"/>
+          <w:iCs w:val="0"/>
+          <w:caps w:val="0"/>
+          <w:color w:val="auto"/>
+          <w:spacing w:val="0"/>
+          <w:sz w:val="20"/>
+          <w:szCs w:val="20"/>
+          <w:shd w:val="clear" w:fill="FFFFFF"/>
+          <w:lang w:val="en-US" w:eastAsia="zh-CN"/>
+        </w:rPr>
+        <w:t xml:space="preserve">    {</w:t>
+      </w:r>
+    </w:p>
+    <w:p>
+      <w:pPr>
+        <w:keepNext w:val="0"/>
+        <w:keepLines w:val="0"/>
+        <w:pageBreakBefore w:val="0"/>
+        <w:kinsoku/>
+        <w:wordWrap/>
+        <w:overflowPunct/>
+        <w:topLinePunct w:val="0"/>
+        <w:autoSpaceDE/>
+        <w:autoSpaceDN/>
+        <w:bidi w:val="0"/>
+        <w:adjustRightInd/>
+        <w:snapToGrid/>
+        <w:jc w:val="both"/>
+        <w:textAlignment w:val="auto"/>
+        <w:rPr>
+          <w:rFonts w:hint="eastAsia" w:ascii="宋体" w:hAnsi="宋体" w:eastAsia="宋体" w:cs="宋体"/>
+          <w:i w:val="0"/>
+          <w:iCs w:val="0"/>
+          <w:caps w:val="0"/>
+          <w:color w:val="auto"/>
+          <w:spacing w:val="0"/>
+          <w:sz w:val="20"/>
+          <w:szCs w:val="20"/>
+          <w:shd w:val="clear" w:fill="FFFFFF"/>
+          <w:lang w:val="en-US" w:eastAsia="zh-CN"/>
+        </w:rPr>
+      </w:pPr>
+      <w:r>
+        <w:rPr>
+          <w:rFonts w:hint="eastAsia" w:ascii="宋体" w:hAnsi="宋体" w:eastAsia="宋体" w:cs="宋体"/>
+          <w:i w:val="0"/>
+          <w:iCs w:val="0"/>
+          <w:caps w:val="0"/>
+          <w:color w:val="auto"/>
+          <w:spacing w:val="0"/>
+          <w:sz w:val="20"/>
+          <w:szCs w:val="20"/>
+          <w:shd w:val="clear" w:fill="FFFFFF"/>
+          <w:lang w:val="en-US" w:eastAsia="zh-CN"/>
+        </w:rPr>
+        <w:t xml:space="preserve">        float sum = 0;</w:t>
+      </w:r>
+    </w:p>
+    <w:p>
+      <w:pPr>
+        <w:keepNext w:val="0"/>
+        <w:keepLines w:val="0"/>
+        <w:pageBreakBefore w:val="0"/>
+        <w:kinsoku/>
+        <w:wordWrap/>
+        <w:overflowPunct/>
+        <w:topLinePunct w:val="0"/>
+        <w:autoSpaceDE/>
+        <w:autoSpaceDN/>
+        <w:bidi w:val="0"/>
+        <w:adjustRightInd/>
+        <w:snapToGrid/>
+        <w:jc w:val="both"/>
+        <w:textAlignment w:val="auto"/>
+        <w:rPr>
+          <w:rFonts w:hint="eastAsia" w:ascii="宋体" w:hAnsi="宋体" w:eastAsia="宋体" w:cs="宋体"/>
+          <w:i w:val="0"/>
+          <w:iCs w:val="0"/>
+          <w:caps w:val="0"/>
+          <w:color w:val="auto"/>
+          <w:spacing w:val="0"/>
+          <w:sz w:val="20"/>
+          <w:szCs w:val="20"/>
+          <w:shd w:val="clear" w:fill="FFFFFF"/>
+          <w:lang w:val="en-US" w:eastAsia="zh-CN"/>
+        </w:rPr>
+      </w:pPr>
+      <w:r>
+        <w:rPr>
+          <w:rFonts w:hint="eastAsia" w:ascii="宋体" w:hAnsi="宋体" w:eastAsia="宋体" w:cs="宋体"/>
+          <w:i w:val="0"/>
+          <w:iCs w:val="0"/>
+          <w:caps w:val="0"/>
+          <w:color w:val="auto"/>
+          <w:spacing w:val="0"/>
+          <w:sz w:val="20"/>
+          <w:szCs w:val="20"/>
+          <w:shd w:val="clear" w:fill="FFFFFF"/>
+          <w:lang w:val="en-US" w:eastAsia="zh-CN"/>
+        </w:rPr>
+        <w:t xml:space="preserve">        for(uint8_t i=0;i&lt;64;i++)</w:t>
+      </w:r>
+    </w:p>
+    <w:p>
+      <w:pPr>
+        <w:keepNext w:val="0"/>
+        <w:keepLines w:val="0"/>
+        <w:pageBreakBefore w:val="0"/>
+        <w:kinsoku/>
+        <w:wordWrap/>
+        <w:overflowPunct/>
+        <w:topLinePunct w:val="0"/>
+        <w:autoSpaceDE/>
+        <w:autoSpaceDN/>
+        <w:bidi w:val="0"/>
+        <w:adjustRightInd/>
+        <w:snapToGrid/>
+        <w:jc w:val="both"/>
+        <w:textAlignment w:val="auto"/>
+        <w:rPr>
+          <w:rFonts w:hint="eastAsia" w:ascii="宋体" w:hAnsi="宋体" w:eastAsia="宋体" w:cs="宋体"/>
+          <w:i w:val="0"/>
+          <w:iCs w:val="0"/>
+          <w:caps w:val="0"/>
+          <w:color w:val="auto"/>
+          <w:spacing w:val="0"/>
+          <w:sz w:val="20"/>
+          <w:szCs w:val="20"/>
+          <w:shd w:val="clear" w:fill="FFFFFF"/>
+          <w:lang w:val="en-US" w:eastAsia="zh-CN"/>
+        </w:rPr>
+      </w:pPr>
+      <w:r>
+        <w:rPr>
+          <w:rFonts w:hint="eastAsia" w:ascii="宋体" w:hAnsi="宋体" w:eastAsia="宋体" w:cs="宋体"/>
+          <w:i w:val="0"/>
+          <w:iCs w:val="0"/>
+          <w:caps w:val="0"/>
+          <w:color w:val="auto"/>
+          <w:spacing w:val="0"/>
+          <w:sz w:val="20"/>
+          <w:szCs w:val="20"/>
+          <w:shd w:val="clear" w:fill="FFFFFF"/>
+          <w:lang w:val="en-US" w:eastAsia="zh-CN"/>
+        </w:rPr>
+        <w:t xml:space="preserve">        {</w:t>
+      </w:r>
+    </w:p>
+    <w:p>
+      <w:pPr>
+        <w:keepNext w:val="0"/>
+        <w:keepLines w:val="0"/>
+        <w:pageBreakBefore w:val="0"/>
+        <w:kinsoku/>
+        <w:wordWrap/>
+        <w:overflowPunct/>
+        <w:topLinePunct w:val="0"/>
+        <w:autoSpaceDE/>
+        <w:autoSpaceDN/>
+        <w:bidi w:val="0"/>
+        <w:adjustRightInd/>
+        <w:snapToGrid/>
+        <w:jc w:val="both"/>
+        <w:textAlignment w:val="auto"/>
+        <w:rPr>
+          <w:rFonts w:hint="eastAsia" w:ascii="宋体" w:hAnsi="宋体" w:eastAsia="宋体" w:cs="宋体"/>
+          <w:i w:val="0"/>
+          <w:iCs w:val="0"/>
+          <w:caps w:val="0"/>
+          <w:color w:val="auto"/>
+          <w:spacing w:val="0"/>
+          <w:sz w:val="20"/>
+          <w:szCs w:val="20"/>
+          <w:shd w:val="clear" w:fill="FFFFFF"/>
+          <w:lang w:val="en-US" w:eastAsia="zh-CN"/>
+        </w:rPr>
+      </w:pPr>
+      <w:r>
+        <w:rPr>
+          <w:rFonts w:hint="eastAsia" w:ascii="宋体" w:hAnsi="宋体" w:eastAsia="宋体" w:cs="宋体"/>
+          <w:i w:val="0"/>
+          <w:iCs w:val="0"/>
+          <w:caps w:val="0"/>
+          <w:color w:val="auto"/>
+          <w:spacing w:val="0"/>
+          <w:sz w:val="20"/>
+          <w:szCs w:val="20"/>
+          <w:shd w:val="clear" w:fill="FFFFFF"/>
+          <w:lang w:val="en-US" w:eastAsia="zh-CN"/>
+        </w:rPr>
+        <w:t xml:space="preserve">            sum += gettemperature();    //获取温度总和</w:t>
+      </w:r>
+    </w:p>
+    <w:p>
+      <w:pPr>
+        <w:keepNext w:val="0"/>
+        <w:keepLines w:val="0"/>
+        <w:pageBreakBefore w:val="0"/>
+        <w:kinsoku/>
+        <w:wordWrap/>
+        <w:overflowPunct/>
+        <w:topLinePunct w:val="0"/>
+        <w:autoSpaceDE/>
+        <w:autoSpaceDN/>
+        <w:bidi w:val="0"/>
+        <w:adjustRightInd/>
+        <w:snapToGrid/>
+        <w:jc w:val="both"/>
+        <w:textAlignment w:val="auto"/>
+        <w:rPr>
+          <w:rFonts w:hint="eastAsia" w:ascii="宋体" w:hAnsi="宋体" w:eastAsia="宋体" w:cs="宋体"/>
+          <w:i w:val="0"/>
+          <w:iCs w:val="0"/>
+          <w:caps w:val="0"/>
+          <w:color w:val="auto"/>
+          <w:spacing w:val="0"/>
+          <w:sz w:val="20"/>
+          <w:szCs w:val="20"/>
+          <w:shd w:val="clear" w:fill="FFFFFF"/>
+          <w:lang w:val="en-US" w:eastAsia="zh-CN"/>
+        </w:rPr>
+      </w:pPr>
+      <w:r>
+        <w:rPr>
+          <w:rFonts w:hint="eastAsia" w:ascii="宋体" w:hAnsi="宋体" w:eastAsia="宋体" w:cs="宋体"/>
+          <w:i w:val="0"/>
+          <w:iCs w:val="0"/>
+          <w:caps w:val="0"/>
+          <w:color w:val="auto"/>
+          <w:spacing w:val="0"/>
+          <w:sz w:val="20"/>
+          <w:szCs w:val="20"/>
+          <w:shd w:val="clear" w:fill="FFFFFF"/>
+          <w:lang w:val="en-US" w:eastAsia="zh-CN"/>
+        </w:rPr>
+        <w:t xml:space="preserve">        }   </w:t>
+      </w:r>
+    </w:p>
+    <w:p>
+      <w:pPr>
+        <w:keepNext w:val="0"/>
+        <w:keepLines w:val="0"/>
+        <w:pageBreakBefore w:val="0"/>
+        <w:kinsoku/>
+        <w:wordWrap/>
+        <w:overflowPunct/>
+        <w:topLinePunct w:val="0"/>
+        <w:autoSpaceDE/>
+        <w:autoSpaceDN/>
+        <w:bidi w:val="0"/>
+        <w:adjustRightInd/>
+        <w:snapToGrid/>
+        <w:jc w:val="both"/>
+        <w:textAlignment w:val="auto"/>
+        <w:rPr>
+          <w:rFonts w:hint="eastAsia" w:ascii="宋体" w:hAnsi="宋体" w:eastAsia="宋体" w:cs="宋体"/>
+          <w:i w:val="0"/>
+          <w:iCs w:val="0"/>
+          <w:caps w:val="0"/>
+          <w:color w:val="auto"/>
+          <w:spacing w:val="0"/>
+          <w:sz w:val="20"/>
+          <w:szCs w:val="20"/>
+          <w:shd w:val="clear" w:fill="FFFFFF"/>
+          <w:lang w:val="en-US" w:eastAsia="zh-CN"/>
+        </w:rPr>
+      </w:pPr>
+      <w:r>
+        <w:rPr>
+          <w:rFonts w:hint="eastAsia" w:ascii="宋体" w:hAnsi="宋体" w:eastAsia="宋体" w:cs="宋体"/>
+          <w:i w:val="0"/>
+          <w:iCs w:val="0"/>
+          <w:caps w:val="0"/>
+          <w:color w:val="auto"/>
+          <w:spacing w:val="0"/>
+          <w:sz w:val="20"/>
+          <w:szCs w:val="20"/>
+          <w:shd w:val="clear" w:fill="FFFFFF"/>
+          <w:lang w:val="en-US" w:eastAsia="zh-CN"/>
+        </w:rPr>
+        <w:t xml:space="preserve">        temp = sum/64;                  //取平均温度值</w:t>
+      </w:r>
+    </w:p>
+    <w:p>
+      <w:pPr>
+        <w:keepNext w:val="0"/>
+        <w:keepLines w:val="0"/>
+        <w:pageBreakBefore w:val="0"/>
+        <w:kinsoku/>
+        <w:wordWrap/>
+        <w:overflowPunct/>
+        <w:topLinePunct w:val="0"/>
+        <w:autoSpaceDE/>
+        <w:autoSpaceDN/>
+        <w:bidi w:val="0"/>
+        <w:adjustRightInd/>
+        <w:snapToGrid/>
+        <w:jc w:val="both"/>
+        <w:textAlignment w:val="auto"/>
+        <w:rPr>
+          <w:rFonts w:hint="eastAsia" w:ascii="宋体" w:hAnsi="宋体" w:eastAsia="宋体" w:cs="宋体"/>
+          <w:i w:val="0"/>
+          <w:iCs w:val="0"/>
+          <w:caps w:val="0"/>
+          <w:color w:val="auto"/>
+          <w:spacing w:val="0"/>
+          <w:sz w:val="20"/>
+          <w:szCs w:val="20"/>
+          <w:shd w:val="clear" w:fill="FFFFFF"/>
+          <w:lang w:val="en-US" w:eastAsia="zh-CN"/>
+        </w:rPr>
+      </w:pPr>
+      <w:r>
+        <w:rPr>
+          <w:rFonts w:hint="eastAsia" w:ascii="宋体" w:hAnsi="宋体" w:eastAsia="宋体" w:cs="宋体"/>
+          <w:i w:val="0"/>
+          <w:iCs w:val="0"/>
+          <w:caps w:val="0"/>
+          <w:color w:val="auto"/>
+          <w:spacing w:val="0"/>
+          <w:sz w:val="20"/>
+          <w:szCs w:val="20"/>
+          <w:shd w:val="clear" w:fill="FFFFFF"/>
+          <w:lang w:val="en-US" w:eastAsia="zh-CN"/>
+        </w:rPr>
+        <w:t xml:space="preserve">        memset(buf,0,sizeof(buf));      //将buf内写入长度为buf长度的0</w:t>
+      </w:r>
+    </w:p>
+    <w:p>
+      <w:pPr>
+        <w:keepNext w:val="0"/>
+        <w:keepLines w:val="0"/>
+        <w:pageBreakBefore w:val="0"/>
+        <w:kinsoku/>
+        <w:wordWrap/>
+        <w:overflowPunct/>
+        <w:topLinePunct w:val="0"/>
+        <w:autoSpaceDE/>
+        <w:autoSpaceDN/>
+        <w:bidi w:val="0"/>
+        <w:adjustRightInd/>
+        <w:snapToGrid/>
+        <w:jc w:val="both"/>
+        <w:textAlignment w:val="auto"/>
+        <w:rPr>
+          <w:rFonts w:hint="eastAsia" w:ascii="宋体" w:hAnsi="宋体" w:eastAsia="宋体" w:cs="宋体"/>
+          <w:i w:val="0"/>
+          <w:iCs w:val="0"/>
+          <w:caps w:val="0"/>
+          <w:color w:val="auto"/>
+          <w:spacing w:val="0"/>
+          <w:sz w:val="20"/>
+          <w:szCs w:val="20"/>
+          <w:shd w:val="clear" w:fill="FFFFFF"/>
+          <w:lang w:val="en-US" w:eastAsia="zh-CN"/>
+        </w:rPr>
+      </w:pPr>
+      <w:r>
+        <w:rPr>
+          <w:rFonts w:hint="eastAsia" w:ascii="宋体" w:hAnsi="宋体" w:eastAsia="宋体" w:cs="宋体"/>
+          <w:i w:val="0"/>
+          <w:iCs w:val="0"/>
+          <w:caps w:val="0"/>
+          <w:color w:val="auto"/>
+          <w:spacing w:val="0"/>
+          <w:sz w:val="20"/>
+          <w:szCs w:val="20"/>
+          <w:shd w:val="clear" w:fill="FFFFFF"/>
+          <w:lang w:val="en-US" w:eastAsia="zh-CN"/>
+        </w:rPr>
+        <w:t xml:space="preserve">        sprintf(buf,"%.02f\n",temp);    //将temp内容写入buf</w:t>
+      </w:r>
+    </w:p>
+    <w:p>
+      <w:pPr>
+        <w:keepNext w:val="0"/>
+        <w:keepLines w:val="0"/>
+        <w:pageBreakBefore w:val="0"/>
+        <w:kinsoku/>
+        <w:wordWrap/>
+        <w:overflowPunct/>
+        <w:topLinePunct w:val="0"/>
+        <w:autoSpaceDE/>
+        <w:autoSpaceDN/>
+        <w:bidi w:val="0"/>
+        <w:adjustRightInd/>
+        <w:snapToGrid/>
+        <w:jc w:val="both"/>
+        <w:textAlignment w:val="auto"/>
+        <w:rPr>
+          <w:rFonts w:hint="eastAsia" w:ascii="宋体" w:hAnsi="宋体" w:eastAsia="宋体" w:cs="宋体"/>
+          <w:i w:val="0"/>
+          <w:iCs w:val="0"/>
+          <w:caps w:val="0"/>
+          <w:color w:val="auto"/>
+          <w:spacing w:val="0"/>
+          <w:sz w:val="20"/>
+          <w:szCs w:val="20"/>
+          <w:shd w:val="clear" w:fill="FFFFFF"/>
+          <w:lang w:val="en-US" w:eastAsia="zh-CN"/>
+        </w:rPr>
+      </w:pPr>
+      <w:r>
+        <w:rPr>
+          <w:rFonts w:hint="eastAsia" w:ascii="宋体" w:hAnsi="宋体" w:eastAsia="宋体" w:cs="宋体"/>
+          <w:i w:val="0"/>
+          <w:iCs w:val="0"/>
+          <w:caps w:val="0"/>
+          <w:color w:val="auto"/>
+          <w:spacing w:val="0"/>
+          <w:sz w:val="20"/>
+          <w:szCs w:val="20"/>
+          <w:shd w:val="clear" w:fill="FFFFFF"/>
+          <w:lang w:val="en-US" w:eastAsia="zh-CN"/>
+        </w:rPr>
+        <w:t xml:space="preserve">        uartsendstring(buf,sizeof(buf));//发送字符串</w:t>
+      </w:r>
+    </w:p>
+    <w:p>
+      <w:pPr>
+        <w:keepNext w:val="0"/>
+        <w:keepLines w:val="0"/>
+        <w:pageBreakBefore w:val="0"/>
+        <w:kinsoku/>
+        <w:wordWrap/>
+        <w:overflowPunct/>
+        <w:topLinePunct w:val="0"/>
+        <w:autoSpaceDE/>
+        <w:autoSpaceDN/>
+        <w:bidi w:val="0"/>
+        <w:adjustRightInd/>
+        <w:snapToGrid/>
+        <w:jc w:val="both"/>
+        <w:textAlignment w:val="auto"/>
+        <w:rPr>
+          <w:rFonts w:hint="eastAsia" w:ascii="宋体" w:hAnsi="宋体" w:eastAsia="宋体" w:cs="宋体"/>
+          <w:i w:val="0"/>
+          <w:iCs w:val="0"/>
+          <w:caps w:val="0"/>
+          <w:color w:val="auto"/>
+          <w:spacing w:val="0"/>
+          <w:sz w:val="20"/>
+          <w:szCs w:val="20"/>
+          <w:shd w:val="clear" w:fill="FFFFFF"/>
+          <w:lang w:val="en-US" w:eastAsia="zh-CN"/>
+        </w:rPr>
+      </w:pPr>
+      <w:r>
+        <w:rPr>
+          <w:rFonts w:hint="eastAsia" w:ascii="宋体" w:hAnsi="宋体" w:eastAsia="宋体" w:cs="宋体"/>
+          <w:i w:val="0"/>
+          <w:iCs w:val="0"/>
+          <w:caps w:val="0"/>
+          <w:color w:val="auto"/>
+          <w:spacing w:val="0"/>
+          <w:sz w:val="20"/>
+          <w:szCs w:val="20"/>
+          <w:shd w:val="clear" w:fill="FFFFFF"/>
+          <w:lang w:val="en-US" w:eastAsia="zh-CN"/>
+        </w:rPr>
+        <w:t xml:space="preserve">        delayms(1000);</w:t>
+      </w:r>
+    </w:p>
+    <w:p>
+      <w:pPr>
+        <w:keepNext w:val="0"/>
+        <w:keepLines w:val="0"/>
+        <w:pageBreakBefore w:val="0"/>
+        <w:kinsoku/>
+        <w:wordWrap/>
+        <w:overflowPunct/>
+        <w:topLinePunct w:val="0"/>
+        <w:autoSpaceDE/>
+        <w:autoSpaceDN/>
+        <w:bidi w:val="0"/>
+        <w:adjustRightInd/>
+        <w:snapToGrid/>
+        <w:jc w:val="both"/>
+        <w:textAlignment w:val="auto"/>
+        <w:rPr>
+          <w:rFonts w:hint="eastAsia" w:ascii="宋体" w:hAnsi="宋体" w:eastAsia="宋体" w:cs="宋体"/>
+          <w:i w:val="0"/>
+          <w:iCs w:val="0"/>
+          <w:caps w:val="0"/>
+          <w:color w:val="auto"/>
+          <w:spacing w:val="0"/>
+          <w:sz w:val="20"/>
+          <w:szCs w:val="20"/>
+          <w:shd w:val="clear" w:fill="FFFFFF"/>
+          <w:lang w:val="en-US" w:eastAsia="zh-CN"/>
+        </w:rPr>
+      </w:pPr>
+      <w:r>
+        <w:rPr>
+          <w:rFonts w:hint="eastAsia" w:ascii="宋体" w:hAnsi="宋体" w:eastAsia="宋体" w:cs="宋体"/>
+          <w:i w:val="0"/>
+          <w:iCs w:val="0"/>
+          <w:caps w:val="0"/>
+          <w:color w:val="auto"/>
+          <w:spacing w:val="0"/>
+          <w:sz w:val="20"/>
+          <w:szCs w:val="20"/>
+          <w:shd w:val="clear" w:fill="FFFFFF"/>
+          <w:lang w:val="en-US" w:eastAsia="zh-CN"/>
+        </w:rPr>
+        <w:t xml:space="preserve">    }</w:t>
+      </w:r>
+    </w:p>
+    <w:p>
+      <w:pPr>
+        <w:keepNext w:val="0"/>
+        <w:keepLines w:val="0"/>
+        <w:pageBreakBefore w:val="0"/>
+        <w:kinsoku/>
+        <w:wordWrap/>
+        <w:overflowPunct/>
+        <w:topLinePunct w:val="0"/>
+        <w:autoSpaceDE/>
+        <w:autoSpaceDN/>
+        <w:bidi w:val="0"/>
+        <w:adjustRightInd/>
+        <w:snapToGrid/>
+        <w:jc w:val="both"/>
+        <w:textAlignment w:val="auto"/>
+        <w:rPr>
+          <w:rFonts w:hint="eastAsia" w:ascii="宋体" w:hAnsi="宋体" w:eastAsia="宋体" w:cs="宋体"/>
+          <w:i w:val="0"/>
+          <w:iCs w:val="0"/>
+          <w:caps w:val="0"/>
+          <w:color w:val="auto"/>
+          <w:spacing w:val="0"/>
+          <w:sz w:val="20"/>
+          <w:szCs w:val="20"/>
+          <w:shd w:val="clear" w:fill="FFFFFF"/>
+          <w:lang w:val="en-US" w:eastAsia="zh-CN"/>
+        </w:rPr>
+      </w:pPr>
+      <w:r>
+        <w:rPr>
+          <w:rFonts w:hint="eastAsia" w:ascii="宋体" w:hAnsi="宋体" w:eastAsia="宋体" w:cs="宋体"/>
+          <w:i w:val="0"/>
+          <w:iCs w:val="0"/>
+          <w:caps w:val="0"/>
+          <w:color w:val="auto"/>
+          <w:spacing w:val="0"/>
+          <w:sz w:val="20"/>
+          <w:szCs w:val="20"/>
+          <w:shd w:val="clear" w:fill="FFFFFF"/>
+          <w:lang w:val="en-US" w:eastAsia="zh-CN"/>
+        </w:rPr>
+        <w:t>}</w:t>
+      </w:r>
+    </w:p>
+    <w:p>
+      <w:pPr>
+        <w:keepNext w:val="0"/>
+        <w:keepLines w:val="0"/>
+        <w:pageBreakBefore w:val="0"/>
+        <w:kinsoku/>
+        <w:wordWrap/>
+        <w:overflowPunct/>
+        <w:topLinePunct w:val="0"/>
+        <w:autoSpaceDE/>
+        <w:autoSpaceDN/>
+        <w:bidi w:val="0"/>
+        <w:adjustRightInd/>
+        <w:snapToGrid/>
+        <w:jc w:val="both"/>
+        <w:textAlignment w:val="auto"/>
+        <w:rPr>
+          <w:rFonts w:hint="eastAsia" w:ascii="宋体" w:hAnsi="宋体" w:eastAsia="宋体" w:cs="宋体"/>
+          <w:i w:val="0"/>
+          <w:iCs w:val="0"/>
+          <w:caps w:val="0"/>
+          <w:color w:val="auto"/>
+          <w:spacing w:val="0"/>
+          <w:sz w:val="20"/>
+          <w:szCs w:val="20"/>
+          <w:shd w:val="clear" w:fill="FFFFFF"/>
+          <w:lang w:val="en-US" w:eastAsia="zh-CN"/>
+        </w:rPr>
+      </w:pPr>
+    </w:p>
+    <w:p>
+      <w:pPr>
+        <w:keepNext w:val="0"/>
+        <w:keepLines w:val="0"/>
+        <w:pageBreakBefore w:val="0"/>
+        <w:kinsoku/>
+        <w:wordWrap/>
+        <w:overflowPunct/>
+        <w:topLinePunct w:val="0"/>
+        <w:autoSpaceDE/>
+        <w:autoSpaceDN/>
+        <w:bidi w:val="0"/>
+        <w:adjustRightInd/>
+        <w:snapToGrid/>
+        <w:jc w:val="both"/>
+        <w:textAlignment w:val="auto"/>
+        <w:rPr>
+          <w:rFonts w:hint="eastAsia" w:ascii="宋体" w:hAnsi="宋体" w:eastAsia="宋体" w:cs="宋体"/>
+          <w:i w:val="0"/>
+          <w:iCs w:val="0"/>
+          <w:caps w:val="0"/>
+          <w:color w:val="auto"/>
+          <w:spacing w:val="0"/>
+          <w:sz w:val="20"/>
+          <w:szCs w:val="20"/>
+          <w:shd w:val="clear" w:fill="FFFFFF"/>
+          <w:lang w:val="en-US" w:eastAsia="zh-CN"/>
+        </w:rPr>
+      </w:pPr>
+      <w:r>
+        <w:rPr>
+          <w:rFonts w:hint="eastAsia" w:ascii="宋体" w:hAnsi="宋体" w:eastAsia="宋体" w:cs="宋体"/>
+          <w:i w:val="0"/>
+          <w:iCs w:val="0"/>
+          <w:caps w:val="0"/>
+          <w:color w:val="auto"/>
+          <w:spacing w:val="0"/>
+          <w:sz w:val="20"/>
+          <w:szCs w:val="20"/>
+          <w:shd w:val="clear" w:fill="FFFFFF"/>
+          <w:lang w:val="en-US" w:eastAsia="zh-CN"/>
+        </w:rPr>
+        <w:t>#pragma vector = URX0_VECTOR</w:t>
+      </w:r>
+    </w:p>
+    <w:p>
+      <w:pPr>
+        <w:keepNext w:val="0"/>
+        <w:keepLines w:val="0"/>
+        <w:pageBreakBefore w:val="0"/>
+        <w:kinsoku/>
+        <w:wordWrap/>
+        <w:overflowPunct/>
+        <w:topLinePunct w:val="0"/>
+        <w:autoSpaceDE/>
+        <w:autoSpaceDN/>
+        <w:bidi w:val="0"/>
+        <w:adjustRightInd/>
+        <w:snapToGrid/>
+        <w:jc w:val="both"/>
+        <w:textAlignment w:val="auto"/>
+        <w:rPr>
+          <w:rFonts w:hint="eastAsia" w:ascii="宋体" w:hAnsi="宋体" w:eastAsia="宋体" w:cs="宋体"/>
+          <w:i w:val="0"/>
+          <w:iCs w:val="0"/>
+          <w:caps w:val="0"/>
+          <w:color w:val="auto"/>
+          <w:spacing w:val="0"/>
+          <w:sz w:val="20"/>
+          <w:szCs w:val="20"/>
+          <w:shd w:val="clear" w:fill="FFFFFF"/>
+          <w:lang w:val="en-US" w:eastAsia="zh-CN"/>
+        </w:rPr>
+      </w:pPr>
+      <w:r>
+        <w:rPr>
+          <w:rFonts w:hint="eastAsia" w:ascii="宋体" w:hAnsi="宋体" w:eastAsia="宋体" w:cs="宋体"/>
+          <w:i w:val="0"/>
+          <w:iCs w:val="0"/>
+          <w:caps w:val="0"/>
+          <w:color w:val="auto"/>
+          <w:spacing w:val="0"/>
+          <w:sz w:val="20"/>
+          <w:szCs w:val="20"/>
+          <w:shd w:val="clear" w:fill="FFFFFF"/>
+          <w:lang w:val="en-US" w:eastAsia="zh-CN"/>
+        </w:rPr>
+        <w:t>__interrupt void uart0_rx(void)</w:t>
+      </w:r>
+    </w:p>
+    <w:p>
+      <w:pPr>
+        <w:keepNext w:val="0"/>
+        <w:keepLines w:val="0"/>
+        <w:pageBreakBefore w:val="0"/>
+        <w:kinsoku/>
+        <w:wordWrap/>
+        <w:overflowPunct/>
+        <w:topLinePunct w:val="0"/>
+        <w:autoSpaceDE/>
+        <w:autoSpaceDN/>
+        <w:bidi w:val="0"/>
+        <w:adjustRightInd/>
+        <w:snapToGrid/>
+        <w:jc w:val="both"/>
+        <w:textAlignment w:val="auto"/>
+        <w:rPr>
+          <w:rFonts w:hint="eastAsia" w:ascii="宋体" w:hAnsi="宋体" w:eastAsia="宋体" w:cs="宋体"/>
+          <w:i w:val="0"/>
+          <w:iCs w:val="0"/>
+          <w:caps w:val="0"/>
+          <w:color w:val="auto"/>
+          <w:spacing w:val="0"/>
+          <w:sz w:val="20"/>
+          <w:szCs w:val="20"/>
+          <w:shd w:val="clear" w:fill="FFFFFF"/>
+          <w:lang w:val="en-US" w:eastAsia="zh-CN"/>
+        </w:rPr>
+      </w:pPr>
+      <w:r>
+        <w:rPr>
+          <w:rFonts w:hint="eastAsia" w:ascii="宋体" w:hAnsi="宋体" w:eastAsia="宋体" w:cs="宋体"/>
+          <w:i w:val="0"/>
+          <w:iCs w:val="0"/>
+          <w:caps w:val="0"/>
+          <w:color w:val="auto"/>
+          <w:spacing w:val="0"/>
+          <w:sz w:val="20"/>
+          <w:szCs w:val="20"/>
+          <w:shd w:val="clear" w:fill="FFFFFF"/>
+          <w:lang w:val="en-US" w:eastAsia="zh-CN"/>
+        </w:rPr>
+        <w:t>{</w:t>
+      </w:r>
+    </w:p>
+    <w:p>
+      <w:pPr>
+        <w:keepNext w:val="0"/>
+        <w:keepLines w:val="0"/>
+        <w:pageBreakBefore w:val="0"/>
+        <w:kinsoku/>
+        <w:wordWrap/>
+        <w:overflowPunct/>
+        <w:topLinePunct w:val="0"/>
+        <w:autoSpaceDE/>
+        <w:autoSpaceDN/>
+        <w:bidi w:val="0"/>
+        <w:adjustRightInd/>
+        <w:snapToGrid/>
+        <w:jc w:val="both"/>
+        <w:textAlignment w:val="auto"/>
+        <w:rPr>
+          <w:rFonts w:hint="eastAsia" w:ascii="宋体" w:hAnsi="宋体" w:eastAsia="宋体" w:cs="宋体"/>
+          <w:i w:val="0"/>
+          <w:iCs w:val="0"/>
+          <w:caps w:val="0"/>
+          <w:color w:val="auto"/>
+          <w:spacing w:val="0"/>
+          <w:sz w:val="20"/>
+          <w:szCs w:val="20"/>
+          <w:shd w:val="clear" w:fill="FFFFFF"/>
+          <w:lang w:val="en-US" w:eastAsia="zh-CN"/>
+        </w:rPr>
+      </w:pPr>
+      <w:r>
+        <w:rPr>
+          <w:rFonts w:hint="eastAsia" w:ascii="宋体" w:hAnsi="宋体" w:eastAsia="宋体" w:cs="宋体"/>
+          <w:i w:val="0"/>
+          <w:iCs w:val="0"/>
+          <w:caps w:val="0"/>
+          <w:color w:val="auto"/>
+          <w:spacing w:val="0"/>
+          <w:sz w:val="20"/>
+          <w:szCs w:val="20"/>
+          <w:shd w:val="clear" w:fill="FFFFFF"/>
+          <w:lang w:val="en-US" w:eastAsia="zh-CN"/>
+        </w:rPr>
+        <w:t xml:space="preserve">    URX0IF = 0;                 //清除串口0接收标志位</w:t>
+      </w:r>
+    </w:p>
+    <w:p>
+      <w:pPr>
+        <w:keepNext w:val="0"/>
+        <w:keepLines w:val="0"/>
+        <w:pageBreakBefore w:val="0"/>
+        <w:kinsoku/>
+        <w:wordWrap/>
+        <w:overflowPunct/>
+        <w:topLinePunct w:val="0"/>
+        <w:autoSpaceDE/>
+        <w:autoSpaceDN/>
+        <w:bidi w:val="0"/>
+        <w:adjustRightInd/>
+        <w:snapToGrid/>
+        <w:jc w:val="both"/>
+        <w:textAlignment w:val="auto"/>
+        <w:rPr>
+          <w:rFonts w:hint="eastAsia" w:ascii="宋体" w:hAnsi="宋体" w:eastAsia="宋体" w:cs="宋体"/>
+          <w:i w:val="0"/>
+          <w:iCs w:val="0"/>
+          <w:caps w:val="0"/>
+          <w:color w:val="auto"/>
+          <w:spacing w:val="0"/>
+          <w:sz w:val="20"/>
+          <w:szCs w:val="20"/>
+          <w:shd w:val="clear" w:fill="FFFFFF"/>
+          <w:lang w:val="en-US" w:eastAsia="zh-CN"/>
+        </w:rPr>
+      </w:pPr>
+      <w:r>
+        <w:rPr>
+          <w:rFonts w:hint="eastAsia" w:ascii="宋体" w:hAnsi="宋体" w:eastAsia="宋体" w:cs="宋体"/>
+          <w:i w:val="0"/>
+          <w:iCs w:val="0"/>
+          <w:caps w:val="0"/>
+          <w:color w:val="auto"/>
+          <w:spacing w:val="0"/>
+          <w:sz w:val="20"/>
+          <w:szCs w:val="20"/>
+          <w:shd w:val="clear" w:fill="FFFFFF"/>
+          <w:lang w:val="en-US" w:eastAsia="zh-CN"/>
+        </w:rPr>
+        <w:t xml:space="preserve">    while(UTX0IF == 0);         //等待串口0发送完毕</w:t>
+      </w:r>
+    </w:p>
+    <w:p>
+      <w:pPr>
+        <w:keepNext w:val="0"/>
+        <w:keepLines w:val="0"/>
+        <w:pageBreakBefore w:val="0"/>
+        <w:kinsoku/>
+        <w:wordWrap/>
+        <w:overflowPunct/>
+        <w:topLinePunct w:val="0"/>
+        <w:autoSpaceDE/>
+        <w:autoSpaceDN/>
+        <w:bidi w:val="0"/>
+        <w:adjustRightInd/>
+        <w:snapToGrid/>
+        <w:jc w:val="both"/>
+        <w:textAlignment w:val="auto"/>
+        <w:rPr>
+          <w:rFonts w:hint="eastAsia" w:ascii="宋体" w:hAnsi="宋体" w:eastAsia="宋体" w:cs="宋体"/>
+          <w:i w:val="0"/>
+          <w:iCs w:val="0"/>
+          <w:caps w:val="0"/>
+          <w:color w:val="auto"/>
+          <w:spacing w:val="0"/>
+          <w:sz w:val="20"/>
+          <w:szCs w:val="20"/>
+          <w:shd w:val="clear" w:fill="FFFFFF"/>
+          <w:lang w:val="en-US" w:eastAsia="zh-CN"/>
+        </w:rPr>
+      </w:pPr>
+      <w:r>
+        <w:rPr>
+          <w:rFonts w:hint="eastAsia" w:ascii="宋体" w:hAnsi="宋体" w:eastAsia="宋体" w:cs="宋体"/>
+          <w:i w:val="0"/>
+          <w:iCs w:val="0"/>
+          <w:caps w:val="0"/>
+          <w:color w:val="auto"/>
+          <w:spacing w:val="0"/>
+          <w:sz w:val="20"/>
+          <w:szCs w:val="20"/>
+          <w:shd w:val="clear" w:fill="FFFFFF"/>
+          <w:lang w:val="en-US" w:eastAsia="zh-CN"/>
+        </w:rPr>
+        <w:t xml:space="preserve">    UTX0IF = 0;                 //清除串口0发送标志位</w:t>
+      </w:r>
+    </w:p>
+    <w:p>
+      <w:pPr>
+        <w:keepNext w:val="0"/>
+        <w:keepLines w:val="0"/>
+        <w:pageBreakBefore w:val="0"/>
+        <w:kinsoku/>
+        <w:wordWrap/>
+        <w:overflowPunct/>
+        <w:topLinePunct w:val="0"/>
+        <w:autoSpaceDE/>
+        <w:autoSpaceDN/>
+        <w:bidi w:val="0"/>
+        <w:adjustRightInd/>
+        <w:snapToGrid/>
+        <w:jc w:val="both"/>
+        <w:textAlignment w:val="auto"/>
+        <w:rPr>
+          <w:rFonts w:hint="eastAsia" w:ascii="宋体" w:hAnsi="宋体" w:eastAsia="宋体" w:cs="宋体"/>
+          <w:i w:val="0"/>
+          <w:iCs w:val="0"/>
+          <w:caps w:val="0"/>
+          <w:color w:val="auto"/>
+          <w:spacing w:val="0"/>
+          <w:sz w:val="20"/>
+          <w:szCs w:val="20"/>
+          <w:shd w:val="clear" w:fill="FFFFFF"/>
+          <w:lang w:val="en-US" w:eastAsia="zh-CN"/>
+        </w:rPr>
+      </w:pPr>
+      <w:r>
+        <w:rPr>
+          <w:rFonts w:hint="eastAsia" w:ascii="宋体" w:hAnsi="宋体" w:eastAsia="宋体" w:cs="宋体"/>
+          <w:i w:val="0"/>
+          <w:iCs w:val="0"/>
+          <w:caps w:val="0"/>
+          <w:color w:val="auto"/>
+          <w:spacing w:val="0"/>
+          <w:sz w:val="20"/>
+          <w:szCs w:val="20"/>
+          <w:shd w:val="clear" w:fill="FFFFFF"/>
+          <w:lang w:val="en-US" w:eastAsia="zh-CN"/>
+        </w:rPr>
+        <w:t>}</w:t>
+      </w:r>
+    </w:p>
+    <w:p>
+      <w:pPr>
+        <w:keepNext w:val="0"/>
+        <w:keepLines w:val="0"/>
+        <w:pageBreakBefore w:val="0"/>
+        <w:widowControl w:val="0"/>
+        <w:kinsoku/>
+        <w:wordWrap/>
+        <w:overflowPunct/>
+        <w:topLinePunct w:val="0"/>
+        <w:autoSpaceDE/>
+        <w:autoSpaceDN/>
+        <w:bidi w:val="0"/>
+        <w:adjustRightInd/>
+        <w:snapToGrid/>
+        <w:ind w:firstLine="400" w:firstLineChars="200"/>
+        <w:jc w:val="both"/>
+        <w:textAlignment w:val="auto"/>
+        <w:rPr>
+          <w:rFonts w:hint="eastAsia" w:ascii="宋体" w:hAnsi="宋体" w:cs="宋体"/>
+          <w:i w:val="0"/>
+          <w:iCs w:val="0"/>
+          <w:caps w:val="0"/>
+          <w:color w:val="auto"/>
+          <w:spacing w:val="0"/>
+          <w:sz w:val="20"/>
+          <w:szCs w:val="20"/>
+          <w:shd w:val="clear" w:fill="FFFFFF"/>
+          <w:lang w:val="en-US" w:eastAsia="zh-CN"/>
+        </w:rPr>
+      </w:pPr>
       <w:bookmarkStart w:id="0" w:name="_GoBack"/>
       <w:r>
         <w:rPr>
-          <w:rFonts w:hint="eastAsia" w:ascii="宋体" w:hAnsi="宋体" w:eastAsia="宋体" w:cs="宋体"/>
-          <w:i w:val="0"/>
-          <w:iCs w:val="0"/>
-          <w:caps w:val="0"/>
-          <w:color w:val="auto"/>
-          <w:spacing w:val="0"/>
-          <w:sz w:val="20"/>
-          <w:szCs w:val="20"/>
-          <w:shd w:val="clear" w:fill="FFFFFF"/>
-          <w:lang w:val="en-US" w:eastAsia="zh-CN"/>
-        </w:rPr>
-        <w:t>在main.c内获取温度并每1s更新一次：</w:t>
+          <w:rFonts w:hint="eastAsia" w:ascii="宋体" w:hAnsi="宋体" w:cs="宋体"/>
+          <w:i w:val="0"/>
+          <w:iCs w:val="0"/>
+          <w:caps w:val="0"/>
+          <w:color w:val="auto"/>
+          <w:spacing w:val="0"/>
+          <w:sz w:val="20"/>
+          <w:szCs w:val="20"/>
+          <w:shd w:val="clear" w:fill="FFFFFF"/>
+          <w:lang w:val="en-US" w:eastAsia="zh-CN"/>
+        </w:rPr>
+        <w:t>插上Micro-USB线，打开串口调试助手，打开串口可以看到：</w:t>
       </w:r>
     </w:p>
     <w:bookmarkEnd w:id="0"/>
@@ -2908,1537 +4441,7 @@
         <w:bidi w:val="0"/>
         <w:adjustRightInd/>
         <w:snapToGrid/>
-        <w:jc w:val="both"/>
-        <w:textAlignment w:val="auto"/>
-        <w:rPr>
-          <w:rFonts w:hint="eastAsia" w:ascii="宋体" w:hAnsi="宋体" w:eastAsia="宋体" w:cs="宋体"/>
-          <w:i w:val="0"/>
-          <w:iCs w:val="0"/>
-          <w:caps w:val="0"/>
-          <w:color w:val="auto"/>
-          <w:spacing w:val="0"/>
-          <w:sz w:val="20"/>
-          <w:szCs w:val="20"/>
-          <w:shd w:val="clear" w:fill="FFFFFF"/>
-          <w:lang w:val="en-US" w:eastAsia="zh-CN"/>
-        </w:rPr>
-      </w:pPr>
-      <w:r>
-        <w:rPr>
-          <w:rFonts w:hint="eastAsia" w:ascii="宋体" w:hAnsi="宋体" w:eastAsia="宋体" w:cs="宋体"/>
-          <w:i w:val="0"/>
-          <w:iCs w:val="0"/>
-          <w:caps w:val="0"/>
-          <w:color w:val="auto"/>
-          <w:spacing w:val="0"/>
-          <w:sz w:val="20"/>
-          <w:szCs w:val="20"/>
-          <w:shd w:val="clear" w:fill="FFFFFF"/>
-          <w:lang w:val="en-US" w:eastAsia="zh-CN"/>
-        </w:rPr>
-        <w:t>#include "iocc2530.h"                     //头文件</w:t>
-      </w:r>
-    </w:p>
-    <w:p>
-      <w:pPr>
-        <w:keepNext w:val="0"/>
-        <w:keepLines w:val="0"/>
-        <w:pageBreakBefore w:val="0"/>
-        <w:kinsoku/>
-        <w:wordWrap/>
-        <w:overflowPunct/>
-        <w:topLinePunct w:val="0"/>
-        <w:autoSpaceDE/>
-        <w:autoSpaceDN/>
-        <w:bidi w:val="0"/>
-        <w:adjustRightInd/>
-        <w:snapToGrid/>
-        <w:jc w:val="both"/>
-        <w:textAlignment w:val="auto"/>
-        <w:rPr>
-          <w:rFonts w:hint="eastAsia" w:ascii="宋体" w:hAnsi="宋体" w:eastAsia="宋体" w:cs="宋体"/>
-          <w:i w:val="0"/>
-          <w:iCs w:val="0"/>
-          <w:caps w:val="0"/>
-          <w:color w:val="auto"/>
-          <w:spacing w:val="0"/>
-          <w:sz w:val="20"/>
-          <w:szCs w:val="20"/>
-          <w:shd w:val="clear" w:fill="FFFFFF"/>
-          <w:lang w:val="en-US" w:eastAsia="zh-CN"/>
-        </w:rPr>
-      </w:pPr>
-      <w:r>
-        <w:rPr>
-          <w:rFonts w:hint="eastAsia" w:ascii="宋体" w:hAnsi="宋体" w:eastAsia="宋体" w:cs="宋体"/>
-          <w:i w:val="0"/>
-          <w:iCs w:val="0"/>
-          <w:caps w:val="0"/>
-          <w:color w:val="auto"/>
-          <w:spacing w:val="0"/>
-          <w:sz w:val="20"/>
-          <w:szCs w:val="20"/>
-          <w:shd w:val="clear" w:fill="FFFFFF"/>
-          <w:lang w:val="en-US" w:eastAsia="zh-CN"/>
-        </w:rPr>
-        <w:t>#include "headfile.h"</w:t>
-      </w:r>
-    </w:p>
-    <w:p>
-      <w:pPr>
-        <w:keepNext w:val="0"/>
-        <w:keepLines w:val="0"/>
-        <w:pageBreakBefore w:val="0"/>
-        <w:kinsoku/>
-        <w:wordWrap/>
-        <w:overflowPunct/>
-        <w:topLinePunct w:val="0"/>
-        <w:autoSpaceDE/>
-        <w:autoSpaceDN/>
-        <w:bidi w:val="0"/>
-        <w:adjustRightInd/>
-        <w:snapToGrid/>
-        <w:jc w:val="both"/>
-        <w:textAlignment w:val="auto"/>
-        <w:rPr>
-          <w:rFonts w:hint="eastAsia" w:ascii="宋体" w:hAnsi="宋体" w:eastAsia="宋体" w:cs="宋体"/>
-          <w:i w:val="0"/>
-          <w:iCs w:val="0"/>
-          <w:caps w:val="0"/>
-          <w:color w:val="auto"/>
-          <w:spacing w:val="0"/>
-          <w:sz w:val="20"/>
-          <w:szCs w:val="20"/>
-          <w:shd w:val="clear" w:fill="FFFFFF"/>
-          <w:lang w:val="en-US" w:eastAsia="zh-CN"/>
-        </w:rPr>
-      </w:pPr>
-    </w:p>
-    <w:p>
-      <w:pPr>
-        <w:keepNext w:val="0"/>
-        <w:keepLines w:val="0"/>
-        <w:pageBreakBefore w:val="0"/>
-        <w:kinsoku/>
-        <w:wordWrap/>
-        <w:overflowPunct/>
-        <w:topLinePunct w:val="0"/>
-        <w:autoSpaceDE/>
-        <w:autoSpaceDN/>
-        <w:bidi w:val="0"/>
-        <w:adjustRightInd/>
-        <w:snapToGrid/>
-        <w:jc w:val="both"/>
-        <w:textAlignment w:val="auto"/>
-        <w:rPr>
-          <w:rFonts w:hint="eastAsia" w:ascii="宋体" w:hAnsi="宋体" w:eastAsia="宋体" w:cs="宋体"/>
-          <w:i w:val="0"/>
-          <w:iCs w:val="0"/>
-          <w:caps w:val="0"/>
-          <w:color w:val="auto"/>
-          <w:spacing w:val="0"/>
-          <w:sz w:val="20"/>
-          <w:szCs w:val="20"/>
-          <w:shd w:val="clear" w:fill="FFFFFF"/>
-          <w:lang w:val="en-US" w:eastAsia="zh-CN"/>
-        </w:rPr>
-      </w:pPr>
-      <w:r>
-        <w:rPr>
-          <w:rFonts w:hint="eastAsia" w:ascii="宋体" w:hAnsi="宋体" w:eastAsia="宋体" w:cs="宋体"/>
-          <w:i w:val="0"/>
-          <w:iCs w:val="0"/>
-          <w:caps w:val="0"/>
-          <w:color w:val="auto"/>
-          <w:spacing w:val="0"/>
-          <w:sz w:val="20"/>
-          <w:szCs w:val="20"/>
-          <w:shd w:val="clear" w:fill="FFFFFF"/>
-          <w:lang w:val="en-US" w:eastAsia="zh-CN"/>
-        </w:rPr>
-        <w:t>float temp;</w:t>
-      </w:r>
-    </w:p>
-    <w:p>
-      <w:pPr>
-        <w:keepNext w:val="0"/>
-        <w:keepLines w:val="0"/>
-        <w:pageBreakBefore w:val="0"/>
-        <w:kinsoku/>
-        <w:wordWrap/>
-        <w:overflowPunct/>
-        <w:topLinePunct w:val="0"/>
-        <w:autoSpaceDE/>
-        <w:autoSpaceDN/>
-        <w:bidi w:val="0"/>
-        <w:adjustRightInd/>
-        <w:snapToGrid/>
-        <w:jc w:val="both"/>
-        <w:textAlignment w:val="auto"/>
-        <w:rPr>
-          <w:rFonts w:hint="eastAsia" w:ascii="宋体" w:hAnsi="宋体" w:eastAsia="宋体" w:cs="宋体"/>
-          <w:i w:val="0"/>
-          <w:iCs w:val="0"/>
-          <w:caps w:val="0"/>
-          <w:color w:val="auto"/>
-          <w:spacing w:val="0"/>
-          <w:sz w:val="20"/>
-          <w:szCs w:val="20"/>
-          <w:shd w:val="clear" w:fill="FFFFFF"/>
-          <w:lang w:val="en-US" w:eastAsia="zh-CN"/>
-        </w:rPr>
-      </w:pPr>
-      <w:r>
-        <w:rPr>
-          <w:rFonts w:hint="eastAsia" w:ascii="宋体" w:hAnsi="宋体" w:eastAsia="宋体" w:cs="宋体"/>
-          <w:i w:val="0"/>
-          <w:iCs w:val="0"/>
-          <w:caps w:val="0"/>
-          <w:color w:val="auto"/>
-          <w:spacing w:val="0"/>
-          <w:sz w:val="20"/>
-          <w:szCs w:val="20"/>
-          <w:shd w:val="clear" w:fill="FFFFFF"/>
-          <w:lang w:val="en-US" w:eastAsia="zh-CN"/>
-        </w:rPr>
-        <w:t>char buf[20];</w:t>
-      </w:r>
-    </w:p>
-    <w:p>
-      <w:pPr>
-        <w:keepNext w:val="0"/>
-        <w:keepLines w:val="0"/>
-        <w:pageBreakBefore w:val="0"/>
-        <w:kinsoku/>
-        <w:wordWrap/>
-        <w:overflowPunct/>
-        <w:topLinePunct w:val="0"/>
-        <w:autoSpaceDE/>
-        <w:autoSpaceDN/>
-        <w:bidi w:val="0"/>
-        <w:adjustRightInd/>
-        <w:snapToGrid/>
-        <w:jc w:val="both"/>
-        <w:textAlignment w:val="auto"/>
-        <w:rPr>
-          <w:rFonts w:hint="eastAsia" w:ascii="宋体" w:hAnsi="宋体" w:eastAsia="宋体" w:cs="宋体"/>
-          <w:i w:val="0"/>
-          <w:iCs w:val="0"/>
-          <w:caps w:val="0"/>
-          <w:color w:val="auto"/>
-          <w:spacing w:val="0"/>
-          <w:sz w:val="20"/>
-          <w:szCs w:val="20"/>
-          <w:shd w:val="clear" w:fill="FFFFFF"/>
-          <w:lang w:val="en-US" w:eastAsia="zh-CN"/>
-        </w:rPr>
-      </w:pPr>
-    </w:p>
-    <w:p>
-      <w:pPr>
-        <w:keepNext w:val="0"/>
-        <w:keepLines w:val="0"/>
-        <w:pageBreakBefore w:val="0"/>
-        <w:kinsoku/>
-        <w:wordWrap/>
-        <w:overflowPunct/>
-        <w:topLinePunct w:val="0"/>
-        <w:autoSpaceDE/>
-        <w:autoSpaceDN/>
-        <w:bidi w:val="0"/>
-        <w:adjustRightInd/>
-        <w:snapToGrid/>
-        <w:jc w:val="both"/>
-        <w:textAlignment w:val="auto"/>
-        <w:rPr>
-          <w:rFonts w:hint="eastAsia" w:ascii="宋体" w:hAnsi="宋体" w:eastAsia="宋体" w:cs="宋体"/>
-          <w:i w:val="0"/>
-          <w:iCs w:val="0"/>
-          <w:caps w:val="0"/>
-          <w:color w:val="auto"/>
-          <w:spacing w:val="0"/>
-          <w:sz w:val="20"/>
-          <w:szCs w:val="20"/>
-          <w:shd w:val="clear" w:fill="FFFFFF"/>
-          <w:lang w:val="en-US" w:eastAsia="zh-CN"/>
-        </w:rPr>
-      </w:pPr>
-      <w:r>
-        <w:rPr>
-          <w:rFonts w:hint="eastAsia" w:ascii="宋体" w:hAnsi="宋体" w:eastAsia="宋体" w:cs="宋体"/>
-          <w:i w:val="0"/>
-          <w:iCs w:val="0"/>
-          <w:caps w:val="0"/>
-          <w:color w:val="auto"/>
-          <w:spacing w:val="0"/>
-          <w:sz w:val="20"/>
-          <w:szCs w:val="20"/>
-          <w:shd w:val="clear" w:fill="FFFFFF"/>
-          <w:lang w:val="en-US" w:eastAsia="zh-CN"/>
-        </w:rPr>
-        <w:t>void main(void)</w:t>
-      </w:r>
-    </w:p>
-    <w:p>
-      <w:pPr>
-        <w:keepNext w:val="0"/>
-        <w:keepLines w:val="0"/>
-        <w:pageBreakBefore w:val="0"/>
-        <w:kinsoku/>
-        <w:wordWrap/>
-        <w:overflowPunct/>
-        <w:topLinePunct w:val="0"/>
-        <w:autoSpaceDE/>
-        <w:autoSpaceDN/>
-        <w:bidi w:val="0"/>
-        <w:adjustRightInd/>
-        <w:snapToGrid/>
-        <w:jc w:val="both"/>
-        <w:textAlignment w:val="auto"/>
-        <w:rPr>
-          <w:rFonts w:hint="eastAsia" w:ascii="宋体" w:hAnsi="宋体" w:eastAsia="宋体" w:cs="宋体"/>
-          <w:i w:val="0"/>
-          <w:iCs w:val="0"/>
-          <w:caps w:val="0"/>
-          <w:color w:val="auto"/>
-          <w:spacing w:val="0"/>
-          <w:sz w:val="20"/>
-          <w:szCs w:val="20"/>
-          <w:shd w:val="clear" w:fill="FFFFFF"/>
-          <w:lang w:val="en-US" w:eastAsia="zh-CN"/>
-        </w:rPr>
-      </w:pPr>
-      <w:r>
-        <w:rPr>
-          <w:rFonts w:hint="eastAsia" w:ascii="宋体" w:hAnsi="宋体" w:eastAsia="宋体" w:cs="宋体"/>
-          <w:i w:val="0"/>
-          <w:iCs w:val="0"/>
-          <w:caps w:val="0"/>
-          <w:color w:val="auto"/>
-          <w:spacing w:val="0"/>
-          <w:sz w:val="20"/>
-          <w:szCs w:val="20"/>
-          <w:shd w:val="clear" w:fill="FFFFFF"/>
-          <w:lang w:val="en-US" w:eastAsia="zh-CN"/>
-        </w:rPr>
-        <w:t>{</w:t>
-      </w:r>
-    </w:p>
-    <w:p>
-      <w:pPr>
-        <w:keepNext w:val="0"/>
-        <w:keepLines w:val="0"/>
-        <w:pageBreakBefore w:val="0"/>
-        <w:kinsoku/>
-        <w:wordWrap/>
-        <w:overflowPunct/>
-        <w:topLinePunct w:val="0"/>
-        <w:autoSpaceDE/>
-        <w:autoSpaceDN/>
-        <w:bidi w:val="0"/>
-        <w:adjustRightInd/>
-        <w:snapToGrid/>
-        <w:jc w:val="both"/>
-        <w:textAlignment w:val="auto"/>
-        <w:rPr>
-          <w:rFonts w:hint="eastAsia" w:ascii="宋体" w:hAnsi="宋体" w:eastAsia="宋体" w:cs="宋体"/>
-          <w:i w:val="0"/>
-          <w:iCs w:val="0"/>
-          <w:caps w:val="0"/>
-          <w:color w:val="auto"/>
-          <w:spacing w:val="0"/>
-          <w:sz w:val="20"/>
-          <w:szCs w:val="20"/>
-          <w:shd w:val="clear" w:fill="FFFFFF"/>
-          <w:lang w:val="en-US" w:eastAsia="zh-CN"/>
-        </w:rPr>
-      </w:pPr>
-      <w:r>
-        <w:rPr>
-          <w:rFonts w:hint="eastAsia" w:ascii="宋体" w:hAnsi="宋体" w:eastAsia="宋体" w:cs="宋体"/>
-          <w:i w:val="0"/>
-          <w:iCs w:val="0"/>
-          <w:caps w:val="0"/>
-          <w:color w:val="auto"/>
-          <w:spacing w:val="0"/>
-          <w:sz w:val="20"/>
-          <w:szCs w:val="20"/>
-          <w:shd w:val="clear" w:fill="FFFFFF"/>
-          <w:lang w:val="en-US" w:eastAsia="zh-CN"/>
-        </w:rPr>
-        <w:t xml:space="preserve">    led_init();</w:t>
-      </w:r>
-    </w:p>
-    <w:p>
-      <w:pPr>
-        <w:keepNext w:val="0"/>
-        <w:keepLines w:val="0"/>
-        <w:pageBreakBefore w:val="0"/>
-        <w:kinsoku/>
-        <w:wordWrap/>
-        <w:overflowPunct/>
-        <w:topLinePunct w:val="0"/>
-        <w:autoSpaceDE/>
-        <w:autoSpaceDN/>
-        <w:bidi w:val="0"/>
-        <w:adjustRightInd/>
-        <w:snapToGrid/>
-        <w:jc w:val="both"/>
-        <w:textAlignment w:val="auto"/>
-        <w:rPr>
-          <w:rFonts w:hint="eastAsia" w:ascii="宋体" w:hAnsi="宋体" w:eastAsia="宋体" w:cs="宋体"/>
-          <w:i w:val="0"/>
-          <w:iCs w:val="0"/>
-          <w:caps w:val="0"/>
-          <w:color w:val="auto"/>
-          <w:spacing w:val="0"/>
-          <w:sz w:val="20"/>
-          <w:szCs w:val="20"/>
-          <w:shd w:val="clear" w:fill="FFFFFF"/>
-          <w:lang w:val="en-US" w:eastAsia="zh-CN"/>
-        </w:rPr>
-      </w:pPr>
-      <w:r>
-        <w:rPr>
-          <w:rFonts w:hint="eastAsia" w:ascii="宋体" w:hAnsi="宋体" w:eastAsia="宋体" w:cs="宋体"/>
-          <w:i w:val="0"/>
-          <w:iCs w:val="0"/>
-          <w:caps w:val="0"/>
-          <w:color w:val="auto"/>
-          <w:spacing w:val="0"/>
-          <w:sz w:val="20"/>
-          <w:szCs w:val="20"/>
-          <w:shd w:val="clear" w:fill="FFFFFF"/>
-          <w:lang w:val="en-US" w:eastAsia="zh-CN"/>
-        </w:rPr>
-        <w:t xml:space="preserve">    clk32m_init();</w:t>
-      </w:r>
-    </w:p>
-    <w:p>
-      <w:pPr>
-        <w:keepNext w:val="0"/>
-        <w:keepLines w:val="0"/>
-        <w:pageBreakBefore w:val="0"/>
-        <w:kinsoku/>
-        <w:wordWrap/>
-        <w:overflowPunct/>
-        <w:topLinePunct w:val="0"/>
-        <w:autoSpaceDE/>
-        <w:autoSpaceDN/>
-        <w:bidi w:val="0"/>
-        <w:adjustRightInd/>
-        <w:snapToGrid/>
-        <w:jc w:val="both"/>
-        <w:textAlignment w:val="auto"/>
-        <w:rPr>
-          <w:rFonts w:hint="eastAsia" w:ascii="宋体" w:hAnsi="宋体" w:eastAsia="宋体" w:cs="宋体"/>
-          <w:i w:val="0"/>
-          <w:iCs w:val="0"/>
-          <w:caps w:val="0"/>
-          <w:color w:val="auto"/>
-          <w:spacing w:val="0"/>
-          <w:sz w:val="20"/>
-          <w:szCs w:val="20"/>
-          <w:shd w:val="clear" w:fill="FFFFFF"/>
-          <w:lang w:val="en-US" w:eastAsia="zh-CN"/>
-        </w:rPr>
-      </w:pPr>
-      <w:r>
-        <w:rPr>
-          <w:rFonts w:hint="eastAsia" w:ascii="宋体" w:hAnsi="宋体" w:eastAsia="宋体" w:cs="宋体"/>
-          <w:i w:val="0"/>
-          <w:iCs w:val="0"/>
-          <w:caps w:val="0"/>
-          <w:color w:val="auto"/>
-          <w:spacing w:val="0"/>
-          <w:sz w:val="20"/>
-          <w:szCs w:val="20"/>
-          <w:shd w:val="clear" w:fill="FFFFFF"/>
-          <w:lang w:val="en-US" w:eastAsia="zh-CN"/>
-        </w:rPr>
-        <w:t xml:space="preserve">    uart0_init();</w:t>
-      </w:r>
-    </w:p>
-    <w:p>
-      <w:pPr>
-        <w:keepNext w:val="0"/>
-        <w:keepLines w:val="0"/>
-        <w:pageBreakBefore w:val="0"/>
-        <w:kinsoku/>
-        <w:wordWrap/>
-        <w:overflowPunct/>
-        <w:topLinePunct w:val="0"/>
-        <w:autoSpaceDE/>
-        <w:autoSpaceDN/>
-        <w:bidi w:val="0"/>
-        <w:adjustRightInd/>
-        <w:snapToGrid/>
-        <w:jc w:val="both"/>
-        <w:textAlignment w:val="auto"/>
-        <w:rPr>
-          <w:rFonts w:hint="eastAsia" w:ascii="宋体" w:hAnsi="宋体" w:eastAsia="宋体" w:cs="宋体"/>
-          <w:i w:val="0"/>
-          <w:iCs w:val="0"/>
-          <w:caps w:val="0"/>
-          <w:color w:val="auto"/>
-          <w:spacing w:val="0"/>
-          <w:sz w:val="20"/>
-          <w:szCs w:val="20"/>
-          <w:shd w:val="clear" w:fill="FFFFFF"/>
-          <w:lang w:val="en-US" w:eastAsia="zh-CN"/>
-        </w:rPr>
-      </w:pPr>
-      <w:r>
-        <w:rPr>
-          <w:rFonts w:hint="eastAsia" w:ascii="宋体" w:hAnsi="宋体" w:eastAsia="宋体" w:cs="宋体"/>
-          <w:i w:val="0"/>
-          <w:iCs w:val="0"/>
-          <w:caps w:val="0"/>
-          <w:color w:val="auto"/>
-          <w:spacing w:val="0"/>
-          <w:sz w:val="20"/>
-          <w:szCs w:val="20"/>
-          <w:shd w:val="clear" w:fill="FFFFFF"/>
-          <w:lang w:val="en-US" w:eastAsia="zh-CN"/>
-        </w:rPr>
-        <w:t xml:space="preserve">    sensor_init();</w:t>
-      </w:r>
-    </w:p>
-    <w:p>
-      <w:pPr>
-        <w:keepNext w:val="0"/>
-        <w:keepLines w:val="0"/>
-        <w:pageBreakBefore w:val="0"/>
-        <w:kinsoku/>
-        <w:wordWrap/>
-        <w:overflowPunct/>
-        <w:topLinePunct w:val="0"/>
-        <w:autoSpaceDE/>
-        <w:autoSpaceDN/>
-        <w:bidi w:val="0"/>
-        <w:adjustRightInd/>
-        <w:snapToGrid/>
-        <w:jc w:val="both"/>
-        <w:textAlignment w:val="auto"/>
-        <w:rPr>
-          <w:rFonts w:hint="eastAsia" w:ascii="宋体" w:hAnsi="宋体" w:eastAsia="宋体" w:cs="宋体"/>
-          <w:i w:val="0"/>
-          <w:iCs w:val="0"/>
-          <w:caps w:val="0"/>
-          <w:color w:val="auto"/>
-          <w:spacing w:val="0"/>
-          <w:sz w:val="20"/>
-          <w:szCs w:val="20"/>
-          <w:shd w:val="clear" w:fill="FFFFFF"/>
-          <w:lang w:val="en-US" w:eastAsia="zh-CN"/>
-        </w:rPr>
-      </w:pPr>
-      <w:r>
-        <w:rPr>
-          <w:rFonts w:hint="eastAsia" w:ascii="宋体" w:hAnsi="宋体" w:eastAsia="宋体" w:cs="宋体"/>
-          <w:i w:val="0"/>
-          <w:iCs w:val="0"/>
-          <w:caps w:val="0"/>
-          <w:color w:val="auto"/>
-          <w:spacing w:val="0"/>
-          <w:sz w:val="20"/>
-          <w:szCs w:val="20"/>
-          <w:shd w:val="clear" w:fill="FFFFFF"/>
-          <w:lang w:val="en-US" w:eastAsia="zh-CN"/>
-        </w:rPr>
-        <w:t xml:space="preserve">    while(1)</w:t>
-      </w:r>
-    </w:p>
-    <w:p>
-      <w:pPr>
-        <w:keepNext w:val="0"/>
-        <w:keepLines w:val="0"/>
-        <w:pageBreakBefore w:val="0"/>
-        <w:kinsoku/>
-        <w:wordWrap/>
-        <w:overflowPunct/>
-        <w:topLinePunct w:val="0"/>
-        <w:autoSpaceDE/>
-        <w:autoSpaceDN/>
-        <w:bidi w:val="0"/>
-        <w:adjustRightInd/>
-        <w:snapToGrid/>
-        <w:jc w:val="both"/>
-        <w:textAlignment w:val="auto"/>
-        <w:rPr>
-          <w:rFonts w:hint="eastAsia" w:ascii="宋体" w:hAnsi="宋体" w:eastAsia="宋体" w:cs="宋体"/>
-          <w:i w:val="0"/>
-          <w:iCs w:val="0"/>
-          <w:caps w:val="0"/>
-          <w:color w:val="auto"/>
-          <w:spacing w:val="0"/>
-          <w:sz w:val="20"/>
-          <w:szCs w:val="20"/>
-          <w:shd w:val="clear" w:fill="FFFFFF"/>
-          <w:lang w:val="en-US" w:eastAsia="zh-CN"/>
-        </w:rPr>
-      </w:pPr>
-      <w:r>
-        <w:rPr>
-          <w:rFonts w:hint="eastAsia" w:ascii="宋体" w:hAnsi="宋体" w:eastAsia="宋体" w:cs="宋体"/>
-          <w:i w:val="0"/>
-          <w:iCs w:val="0"/>
-          <w:caps w:val="0"/>
-          <w:color w:val="auto"/>
-          <w:spacing w:val="0"/>
-          <w:sz w:val="20"/>
-          <w:szCs w:val="20"/>
-          <w:shd w:val="clear" w:fill="FFFFFF"/>
-          <w:lang w:val="en-US" w:eastAsia="zh-CN"/>
-        </w:rPr>
-        <w:t xml:space="preserve">    {</w:t>
-      </w:r>
-    </w:p>
-    <w:p>
-      <w:pPr>
-        <w:keepNext w:val="0"/>
-        <w:keepLines w:val="0"/>
-        <w:pageBreakBefore w:val="0"/>
-        <w:kinsoku/>
-        <w:wordWrap/>
-        <w:overflowPunct/>
-        <w:topLinePunct w:val="0"/>
-        <w:autoSpaceDE/>
-        <w:autoSpaceDN/>
-        <w:bidi w:val="0"/>
-        <w:adjustRightInd/>
-        <w:snapToGrid/>
-        <w:jc w:val="both"/>
-        <w:textAlignment w:val="auto"/>
-        <w:rPr>
-          <w:rFonts w:hint="eastAsia" w:ascii="宋体" w:hAnsi="宋体" w:eastAsia="宋体" w:cs="宋体"/>
-          <w:i w:val="0"/>
-          <w:iCs w:val="0"/>
-          <w:caps w:val="0"/>
-          <w:color w:val="auto"/>
-          <w:spacing w:val="0"/>
-          <w:sz w:val="20"/>
-          <w:szCs w:val="20"/>
-          <w:shd w:val="clear" w:fill="FFFFFF"/>
-          <w:lang w:val="en-US" w:eastAsia="zh-CN"/>
-        </w:rPr>
-      </w:pPr>
-      <w:r>
-        <w:rPr>
-          <w:rFonts w:hint="eastAsia" w:ascii="宋体" w:hAnsi="宋体" w:eastAsia="宋体" w:cs="宋体"/>
-          <w:i w:val="0"/>
-          <w:iCs w:val="0"/>
-          <w:caps w:val="0"/>
-          <w:color w:val="auto"/>
-          <w:spacing w:val="0"/>
-          <w:sz w:val="20"/>
-          <w:szCs w:val="20"/>
-          <w:shd w:val="clear" w:fill="FFFFFF"/>
-          <w:lang w:val="en-US" w:eastAsia="zh-CN"/>
-        </w:rPr>
-        <w:t xml:space="preserve">        float sum = 0;</w:t>
-      </w:r>
-    </w:p>
-    <w:p>
-      <w:pPr>
-        <w:keepNext w:val="0"/>
-        <w:keepLines w:val="0"/>
-        <w:pageBreakBefore w:val="0"/>
-        <w:kinsoku/>
-        <w:wordWrap/>
-        <w:overflowPunct/>
-        <w:topLinePunct w:val="0"/>
-        <w:autoSpaceDE/>
-        <w:autoSpaceDN/>
-        <w:bidi w:val="0"/>
-        <w:adjustRightInd/>
-        <w:snapToGrid/>
-        <w:jc w:val="both"/>
-        <w:textAlignment w:val="auto"/>
-        <w:rPr>
-          <w:rFonts w:hint="eastAsia" w:ascii="宋体" w:hAnsi="宋体" w:eastAsia="宋体" w:cs="宋体"/>
-          <w:i w:val="0"/>
-          <w:iCs w:val="0"/>
-          <w:caps w:val="0"/>
-          <w:color w:val="auto"/>
-          <w:spacing w:val="0"/>
-          <w:sz w:val="20"/>
-          <w:szCs w:val="20"/>
-          <w:shd w:val="clear" w:fill="FFFFFF"/>
-          <w:lang w:val="en-US" w:eastAsia="zh-CN"/>
-        </w:rPr>
-      </w:pPr>
-      <w:r>
-        <w:rPr>
-          <w:rFonts w:hint="eastAsia" w:ascii="宋体" w:hAnsi="宋体" w:eastAsia="宋体" w:cs="宋体"/>
-          <w:i w:val="0"/>
-          <w:iCs w:val="0"/>
-          <w:caps w:val="0"/>
-          <w:color w:val="auto"/>
-          <w:spacing w:val="0"/>
-          <w:sz w:val="20"/>
-          <w:szCs w:val="20"/>
-          <w:shd w:val="clear" w:fill="FFFFFF"/>
-          <w:lang w:val="en-US" w:eastAsia="zh-CN"/>
-        </w:rPr>
-        <w:t xml:space="preserve">        for(uint8_t i=0;i&lt;64;i++)</w:t>
-      </w:r>
-    </w:p>
-    <w:p>
-      <w:pPr>
-        <w:keepNext w:val="0"/>
-        <w:keepLines w:val="0"/>
-        <w:pageBreakBefore w:val="0"/>
-        <w:kinsoku/>
-        <w:wordWrap/>
-        <w:overflowPunct/>
-        <w:topLinePunct w:val="0"/>
-        <w:autoSpaceDE/>
-        <w:autoSpaceDN/>
-        <w:bidi w:val="0"/>
-        <w:adjustRightInd/>
-        <w:snapToGrid/>
-        <w:jc w:val="both"/>
-        <w:textAlignment w:val="auto"/>
-        <w:rPr>
-          <w:rFonts w:hint="eastAsia" w:ascii="宋体" w:hAnsi="宋体" w:eastAsia="宋体" w:cs="宋体"/>
-          <w:i w:val="0"/>
-          <w:iCs w:val="0"/>
-          <w:caps w:val="0"/>
-          <w:color w:val="auto"/>
-          <w:spacing w:val="0"/>
-          <w:sz w:val="20"/>
-          <w:szCs w:val="20"/>
-          <w:shd w:val="clear" w:fill="FFFFFF"/>
-          <w:lang w:val="en-US" w:eastAsia="zh-CN"/>
-        </w:rPr>
-      </w:pPr>
-      <w:r>
-        <w:rPr>
-          <w:rFonts w:hint="eastAsia" w:ascii="宋体" w:hAnsi="宋体" w:eastAsia="宋体" w:cs="宋体"/>
-          <w:i w:val="0"/>
-          <w:iCs w:val="0"/>
-          <w:caps w:val="0"/>
-          <w:color w:val="auto"/>
-          <w:spacing w:val="0"/>
-          <w:sz w:val="20"/>
-          <w:szCs w:val="20"/>
-          <w:shd w:val="clear" w:fill="FFFFFF"/>
-          <w:lang w:val="en-US" w:eastAsia="zh-CN"/>
-        </w:rPr>
-        <w:t xml:space="preserve">        {</w:t>
-      </w:r>
-    </w:p>
-    <w:p>
-      <w:pPr>
-        <w:keepNext w:val="0"/>
-        <w:keepLines w:val="0"/>
-        <w:pageBreakBefore w:val="0"/>
-        <w:kinsoku/>
-        <w:wordWrap/>
-        <w:overflowPunct/>
-        <w:topLinePunct w:val="0"/>
-        <w:autoSpaceDE/>
-        <w:autoSpaceDN/>
-        <w:bidi w:val="0"/>
-        <w:adjustRightInd/>
-        <w:snapToGrid/>
-        <w:jc w:val="both"/>
-        <w:textAlignment w:val="auto"/>
-        <w:rPr>
-          <w:rFonts w:hint="eastAsia" w:ascii="宋体" w:hAnsi="宋体" w:eastAsia="宋体" w:cs="宋体"/>
-          <w:i w:val="0"/>
-          <w:iCs w:val="0"/>
-          <w:caps w:val="0"/>
-          <w:color w:val="auto"/>
-          <w:spacing w:val="0"/>
-          <w:sz w:val="20"/>
-          <w:szCs w:val="20"/>
-          <w:shd w:val="clear" w:fill="FFFFFF"/>
-          <w:lang w:val="en-US" w:eastAsia="zh-CN"/>
-        </w:rPr>
-      </w:pPr>
-      <w:r>
-        <w:rPr>
-          <w:rFonts w:hint="eastAsia" w:ascii="宋体" w:hAnsi="宋体" w:eastAsia="宋体" w:cs="宋体"/>
-          <w:i w:val="0"/>
-          <w:iCs w:val="0"/>
-          <w:caps w:val="0"/>
-          <w:color w:val="auto"/>
-          <w:spacing w:val="0"/>
-          <w:sz w:val="20"/>
-          <w:szCs w:val="20"/>
-          <w:shd w:val="clear" w:fill="FFFFFF"/>
-          <w:lang w:val="en-US" w:eastAsia="zh-CN"/>
-        </w:rPr>
-        <w:t xml:space="preserve">            sum += gettemperature();    //获取温度总和</w:t>
-      </w:r>
-    </w:p>
-    <w:p>
-      <w:pPr>
-        <w:keepNext w:val="0"/>
-        <w:keepLines w:val="0"/>
-        <w:pageBreakBefore w:val="0"/>
-        <w:kinsoku/>
-        <w:wordWrap/>
-        <w:overflowPunct/>
-        <w:topLinePunct w:val="0"/>
-        <w:autoSpaceDE/>
-        <w:autoSpaceDN/>
-        <w:bidi w:val="0"/>
-        <w:adjustRightInd/>
-        <w:snapToGrid/>
-        <w:jc w:val="both"/>
-        <w:textAlignment w:val="auto"/>
-        <w:rPr>
-          <w:rFonts w:hint="eastAsia" w:ascii="宋体" w:hAnsi="宋体" w:eastAsia="宋体" w:cs="宋体"/>
-          <w:i w:val="0"/>
-          <w:iCs w:val="0"/>
-          <w:caps w:val="0"/>
-          <w:color w:val="auto"/>
-          <w:spacing w:val="0"/>
-          <w:sz w:val="20"/>
-          <w:szCs w:val="20"/>
-          <w:shd w:val="clear" w:fill="FFFFFF"/>
-          <w:lang w:val="en-US" w:eastAsia="zh-CN"/>
-        </w:rPr>
-      </w:pPr>
-      <w:r>
-        <w:rPr>
-          <w:rFonts w:hint="eastAsia" w:ascii="宋体" w:hAnsi="宋体" w:eastAsia="宋体" w:cs="宋体"/>
-          <w:i w:val="0"/>
-          <w:iCs w:val="0"/>
-          <w:caps w:val="0"/>
-          <w:color w:val="auto"/>
-          <w:spacing w:val="0"/>
-          <w:sz w:val="20"/>
-          <w:szCs w:val="20"/>
-          <w:shd w:val="clear" w:fill="FFFFFF"/>
-          <w:lang w:val="en-US" w:eastAsia="zh-CN"/>
-        </w:rPr>
-        <w:t xml:space="preserve">        }   </w:t>
-      </w:r>
-    </w:p>
-    <w:p>
-      <w:pPr>
-        <w:keepNext w:val="0"/>
-        <w:keepLines w:val="0"/>
-        <w:pageBreakBefore w:val="0"/>
-        <w:kinsoku/>
-        <w:wordWrap/>
-        <w:overflowPunct/>
-        <w:topLinePunct w:val="0"/>
-        <w:autoSpaceDE/>
-        <w:autoSpaceDN/>
-        <w:bidi w:val="0"/>
-        <w:adjustRightInd/>
-        <w:snapToGrid/>
-        <w:jc w:val="both"/>
-        <w:textAlignment w:val="auto"/>
-        <w:rPr>
-          <w:rFonts w:hint="eastAsia" w:ascii="宋体" w:hAnsi="宋体" w:eastAsia="宋体" w:cs="宋体"/>
-          <w:i w:val="0"/>
-          <w:iCs w:val="0"/>
-          <w:caps w:val="0"/>
-          <w:color w:val="auto"/>
-          <w:spacing w:val="0"/>
-          <w:sz w:val="20"/>
-          <w:szCs w:val="20"/>
-          <w:shd w:val="clear" w:fill="FFFFFF"/>
-          <w:lang w:val="en-US" w:eastAsia="zh-CN"/>
-        </w:rPr>
-      </w:pPr>
-      <w:r>
-        <w:rPr>
-          <w:rFonts w:hint="eastAsia" w:ascii="宋体" w:hAnsi="宋体" w:eastAsia="宋体" w:cs="宋体"/>
-          <w:i w:val="0"/>
-          <w:iCs w:val="0"/>
-          <w:caps w:val="0"/>
-          <w:color w:val="auto"/>
-          <w:spacing w:val="0"/>
-          <w:sz w:val="20"/>
-          <w:szCs w:val="20"/>
-          <w:shd w:val="clear" w:fill="FFFFFF"/>
-          <w:lang w:val="en-US" w:eastAsia="zh-CN"/>
-        </w:rPr>
-        <w:t xml:space="preserve">        temp = sum/64;                  //取平均温度值</w:t>
-      </w:r>
-    </w:p>
-    <w:p>
-      <w:pPr>
-        <w:keepNext w:val="0"/>
-        <w:keepLines w:val="0"/>
-        <w:pageBreakBefore w:val="0"/>
-        <w:kinsoku/>
-        <w:wordWrap/>
-        <w:overflowPunct/>
-        <w:topLinePunct w:val="0"/>
-        <w:autoSpaceDE/>
-        <w:autoSpaceDN/>
-        <w:bidi w:val="0"/>
-        <w:adjustRightInd/>
-        <w:snapToGrid/>
-        <w:jc w:val="both"/>
-        <w:textAlignment w:val="auto"/>
-        <w:rPr>
-          <w:rFonts w:hint="eastAsia" w:ascii="宋体" w:hAnsi="宋体" w:eastAsia="宋体" w:cs="宋体"/>
-          <w:i w:val="0"/>
-          <w:iCs w:val="0"/>
-          <w:caps w:val="0"/>
-          <w:color w:val="auto"/>
-          <w:spacing w:val="0"/>
-          <w:sz w:val="20"/>
-          <w:szCs w:val="20"/>
-          <w:shd w:val="clear" w:fill="FFFFFF"/>
-          <w:lang w:val="en-US" w:eastAsia="zh-CN"/>
-        </w:rPr>
-      </w:pPr>
-      <w:r>
-        <w:rPr>
-          <w:rFonts w:hint="eastAsia" w:ascii="宋体" w:hAnsi="宋体" w:eastAsia="宋体" w:cs="宋体"/>
-          <w:i w:val="0"/>
-          <w:iCs w:val="0"/>
-          <w:caps w:val="0"/>
-          <w:color w:val="auto"/>
-          <w:spacing w:val="0"/>
-          <w:sz w:val="20"/>
-          <w:szCs w:val="20"/>
-          <w:shd w:val="clear" w:fill="FFFFFF"/>
-          <w:lang w:val="en-US" w:eastAsia="zh-CN"/>
-        </w:rPr>
-        <w:t xml:space="preserve">        memset(buf,0,sizeof(buf));      //将buf内写入长度为buf长度的0</w:t>
-      </w:r>
-    </w:p>
-    <w:p>
-      <w:pPr>
-        <w:keepNext w:val="0"/>
-        <w:keepLines w:val="0"/>
-        <w:pageBreakBefore w:val="0"/>
-        <w:kinsoku/>
-        <w:wordWrap/>
-        <w:overflowPunct/>
-        <w:topLinePunct w:val="0"/>
-        <w:autoSpaceDE/>
-        <w:autoSpaceDN/>
-        <w:bidi w:val="0"/>
-        <w:adjustRightInd/>
-        <w:snapToGrid/>
-        <w:jc w:val="both"/>
-        <w:textAlignment w:val="auto"/>
-        <w:rPr>
-          <w:rFonts w:hint="eastAsia" w:ascii="宋体" w:hAnsi="宋体" w:eastAsia="宋体" w:cs="宋体"/>
-          <w:i w:val="0"/>
-          <w:iCs w:val="0"/>
-          <w:caps w:val="0"/>
-          <w:color w:val="auto"/>
-          <w:spacing w:val="0"/>
-          <w:sz w:val="20"/>
-          <w:szCs w:val="20"/>
-          <w:shd w:val="clear" w:fill="FFFFFF"/>
-          <w:lang w:val="en-US" w:eastAsia="zh-CN"/>
-        </w:rPr>
-      </w:pPr>
-      <w:r>
-        <w:rPr>
-          <w:rFonts w:hint="eastAsia" w:ascii="宋体" w:hAnsi="宋体" w:eastAsia="宋体" w:cs="宋体"/>
-          <w:i w:val="0"/>
-          <w:iCs w:val="0"/>
-          <w:caps w:val="0"/>
-          <w:color w:val="auto"/>
-          <w:spacing w:val="0"/>
-          <w:sz w:val="20"/>
-          <w:szCs w:val="20"/>
-          <w:shd w:val="clear" w:fill="FFFFFF"/>
-          <w:lang w:val="en-US" w:eastAsia="zh-CN"/>
-        </w:rPr>
-        <w:t xml:space="preserve">        sprintf(buf,"%.02f\n",temp);    //将temp内容写入buf</w:t>
-      </w:r>
-    </w:p>
-    <w:p>
-      <w:pPr>
-        <w:keepNext w:val="0"/>
-        <w:keepLines w:val="0"/>
-        <w:pageBreakBefore w:val="0"/>
-        <w:kinsoku/>
-        <w:wordWrap/>
-        <w:overflowPunct/>
-        <w:topLinePunct w:val="0"/>
-        <w:autoSpaceDE/>
-        <w:autoSpaceDN/>
-        <w:bidi w:val="0"/>
-        <w:adjustRightInd/>
-        <w:snapToGrid/>
-        <w:jc w:val="both"/>
-        <w:textAlignment w:val="auto"/>
-        <w:rPr>
-          <w:rFonts w:hint="eastAsia" w:ascii="宋体" w:hAnsi="宋体" w:eastAsia="宋体" w:cs="宋体"/>
-          <w:i w:val="0"/>
-          <w:iCs w:val="0"/>
-          <w:caps w:val="0"/>
-          <w:color w:val="auto"/>
-          <w:spacing w:val="0"/>
-          <w:sz w:val="20"/>
-          <w:szCs w:val="20"/>
-          <w:shd w:val="clear" w:fill="FFFFFF"/>
-          <w:lang w:val="en-US" w:eastAsia="zh-CN"/>
-        </w:rPr>
-      </w:pPr>
-      <w:r>
-        <w:rPr>
-          <w:rFonts w:hint="eastAsia" w:ascii="宋体" w:hAnsi="宋体" w:eastAsia="宋体" w:cs="宋体"/>
-          <w:i w:val="0"/>
-          <w:iCs w:val="0"/>
-          <w:caps w:val="0"/>
-          <w:color w:val="auto"/>
-          <w:spacing w:val="0"/>
-          <w:sz w:val="20"/>
-          <w:szCs w:val="20"/>
-          <w:shd w:val="clear" w:fill="FFFFFF"/>
-          <w:lang w:val="en-US" w:eastAsia="zh-CN"/>
-        </w:rPr>
-        <w:t xml:space="preserve">        uartsendstring(buf,sizeof(buf));//发送字符串</w:t>
-      </w:r>
-    </w:p>
-    <w:p>
-      <w:pPr>
-        <w:keepNext w:val="0"/>
-        <w:keepLines w:val="0"/>
-        <w:pageBreakBefore w:val="0"/>
-        <w:kinsoku/>
-        <w:wordWrap/>
-        <w:overflowPunct/>
-        <w:topLinePunct w:val="0"/>
-        <w:autoSpaceDE/>
-        <w:autoSpaceDN/>
-        <w:bidi w:val="0"/>
-        <w:adjustRightInd/>
-        <w:snapToGrid/>
-        <w:jc w:val="both"/>
-        <w:textAlignment w:val="auto"/>
-        <w:rPr>
-          <w:rFonts w:hint="eastAsia" w:ascii="宋体" w:hAnsi="宋体" w:eastAsia="宋体" w:cs="宋体"/>
-          <w:i w:val="0"/>
-          <w:iCs w:val="0"/>
-          <w:caps w:val="0"/>
-          <w:color w:val="auto"/>
-          <w:spacing w:val="0"/>
-          <w:sz w:val="20"/>
-          <w:szCs w:val="20"/>
-          <w:shd w:val="clear" w:fill="FFFFFF"/>
-          <w:lang w:val="en-US" w:eastAsia="zh-CN"/>
-        </w:rPr>
-      </w:pPr>
-      <w:r>
-        <w:rPr>
-          <w:rFonts w:hint="eastAsia" w:ascii="宋体" w:hAnsi="宋体" w:eastAsia="宋体" w:cs="宋体"/>
-          <w:i w:val="0"/>
-          <w:iCs w:val="0"/>
-          <w:caps w:val="0"/>
-          <w:color w:val="auto"/>
-          <w:spacing w:val="0"/>
-          <w:sz w:val="20"/>
-          <w:szCs w:val="20"/>
-          <w:shd w:val="clear" w:fill="FFFFFF"/>
-          <w:lang w:val="en-US" w:eastAsia="zh-CN"/>
-        </w:rPr>
-        <w:t xml:space="preserve">        delayms(1000);</w:t>
-      </w:r>
-    </w:p>
-    <w:p>
-      <w:pPr>
-        <w:keepNext w:val="0"/>
-        <w:keepLines w:val="0"/>
-        <w:pageBreakBefore w:val="0"/>
-        <w:kinsoku/>
-        <w:wordWrap/>
-        <w:overflowPunct/>
-        <w:topLinePunct w:val="0"/>
-        <w:autoSpaceDE/>
-        <w:autoSpaceDN/>
-        <w:bidi w:val="0"/>
-        <w:adjustRightInd/>
-        <w:snapToGrid/>
-        <w:jc w:val="both"/>
-        <w:textAlignment w:val="auto"/>
-        <w:rPr>
-          <w:rFonts w:hint="eastAsia" w:ascii="宋体" w:hAnsi="宋体" w:eastAsia="宋体" w:cs="宋体"/>
-          <w:i w:val="0"/>
-          <w:iCs w:val="0"/>
-          <w:caps w:val="0"/>
-          <w:color w:val="auto"/>
-          <w:spacing w:val="0"/>
-          <w:sz w:val="20"/>
-          <w:szCs w:val="20"/>
-          <w:shd w:val="clear" w:fill="FFFFFF"/>
-          <w:lang w:val="en-US" w:eastAsia="zh-CN"/>
-        </w:rPr>
-      </w:pPr>
-      <w:r>
-        <w:rPr>
-          <w:rFonts w:hint="eastAsia" w:ascii="宋体" w:hAnsi="宋体" w:eastAsia="宋体" w:cs="宋体"/>
-          <w:i w:val="0"/>
-          <w:iCs w:val="0"/>
-          <w:caps w:val="0"/>
-          <w:color w:val="auto"/>
-          <w:spacing w:val="0"/>
-          <w:sz w:val="20"/>
-          <w:szCs w:val="20"/>
-          <w:shd w:val="clear" w:fill="FFFFFF"/>
-          <w:lang w:val="en-US" w:eastAsia="zh-CN"/>
-        </w:rPr>
-        <w:t xml:space="preserve">    }</w:t>
-      </w:r>
-    </w:p>
-    <w:p>
-      <w:pPr>
-        <w:keepNext w:val="0"/>
-        <w:keepLines w:val="0"/>
-        <w:pageBreakBefore w:val="0"/>
-        <w:kinsoku/>
-        <w:wordWrap/>
-        <w:overflowPunct/>
-        <w:topLinePunct w:val="0"/>
-        <w:autoSpaceDE/>
-        <w:autoSpaceDN/>
-        <w:bidi w:val="0"/>
-        <w:adjustRightInd/>
-        <w:snapToGrid/>
-        <w:jc w:val="both"/>
-        <w:textAlignment w:val="auto"/>
-        <w:rPr>
-          <w:rFonts w:hint="eastAsia" w:ascii="宋体" w:hAnsi="宋体" w:eastAsia="宋体" w:cs="宋体"/>
-          <w:i w:val="0"/>
-          <w:iCs w:val="0"/>
-          <w:caps w:val="0"/>
-          <w:color w:val="auto"/>
-          <w:spacing w:val="0"/>
-          <w:sz w:val="20"/>
-          <w:szCs w:val="20"/>
-          <w:shd w:val="clear" w:fill="FFFFFF"/>
-          <w:lang w:val="en-US" w:eastAsia="zh-CN"/>
-        </w:rPr>
-      </w:pPr>
-      <w:r>
-        <w:rPr>
-          <w:rFonts w:hint="eastAsia" w:ascii="宋体" w:hAnsi="宋体" w:eastAsia="宋体" w:cs="宋体"/>
-          <w:i w:val="0"/>
-          <w:iCs w:val="0"/>
-          <w:caps w:val="0"/>
-          <w:color w:val="auto"/>
-          <w:spacing w:val="0"/>
-          <w:sz w:val="20"/>
-          <w:szCs w:val="20"/>
-          <w:shd w:val="clear" w:fill="FFFFFF"/>
-          <w:lang w:val="en-US" w:eastAsia="zh-CN"/>
-        </w:rPr>
-        <w:t>}</w:t>
-      </w:r>
-    </w:p>
-    <w:p>
-      <w:pPr>
-        <w:keepNext w:val="0"/>
-        <w:keepLines w:val="0"/>
-        <w:pageBreakBefore w:val="0"/>
-        <w:kinsoku/>
-        <w:wordWrap/>
-        <w:overflowPunct/>
-        <w:topLinePunct w:val="0"/>
-        <w:autoSpaceDE/>
-        <w:autoSpaceDN/>
-        <w:bidi w:val="0"/>
-        <w:adjustRightInd/>
-        <w:snapToGrid/>
-        <w:jc w:val="both"/>
-        <w:textAlignment w:val="auto"/>
-        <w:rPr>
-          <w:rFonts w:hint="eastAsia" w:ascii="宋体" w:hAnsi="宋体" w:eastAsia="宋体" w:cs="宋体"/>
-          <w:i w:val="0"/>
-          <w:iCs w:val="0"/>
-          <w:caps w:val="0"/>
-          <w:color w:val="auto"/>
-          <w:spacing w:val="0"/>
-          <w:sz w:val="20"/>
-          <w:szCs w:val="20"/>
-          <w:shd w:val="clear" w:fill="FFFFFF"/>
-          <w:lang w:val="en-US" w:eastAsia="zh-CN"/>
-        </w:rPr>
-      </w:pPr>
-    </w:p>
-    <w:p>
-      <w:pPr>
-        <w:keepNext w:val="0"/>
-        <w:keepLines w:val="0"/>
-        <w:pageBreakBefore w:val="0"/>
-        <w:kinsoku/>
-        <w:wordWrap/>
-        <w:overflowPunct/>
-        <w:topLinePunct w:val="0"/>
-        <w:autoSpaceDE/>
-        <w:autoSpaceDN/>
-        <w:bidi w:val="0"/>
-        <w:adjustRightInd/>
-        <w:snapToGrid/>
-        <w:jc w:val="both"/>
-        <w:textAlignment w:val="auto"/>
-        <w:rPr>
-          <w:rFonts w:hint="eastAsia" w:ascii="宋体" w:hAnsi="宋体" w:eastAsia="宋体" w:cs="宋体"/>
-          <w:i w:val="0"/>
-          <w:iCs w:val="0"/>
-          <w:caps w:val="0"/>
-          <w:color w:val="auto"/>
-          <w:spacing w:val="0"/>
-          <w:sz w:val="20"/>
-          <w:szCs w:val="20"/>
-          <w:shd w:val="clear" w:fill="FFFFFF"/>
-          <w:lang w:val="en-US" w:eastAsia="zh-CN"/>
-        </w:rPr>
-      </w:pPr>
-      <w:r>
-        <w:rPr>
-          <w:rFonts w:hint="eastAsia" w:ascii="宋体" w:hAnsi="宋体" w:eastAsia="宋体" w:cs="宋体"/>
-          <w:i w:val="0"/>
-          <w:iCs w:val="0"/>
-          <w:caps w:val="0"/>
-          <w:color w:val="auto"/>
-          <w:spacing w:val="0"/>
-          <w:sz w:val="20"/>
-          <w:szCs w:val="20"/>
-          <w:shd w:val="clear" w:fill="FFFFFF"/>
-          <w:lang w:val="en-US" w:eastAsia="zh-CN"/>
-        </w:rPr>
-        <w:t>#pragma vector = URX0_VECTOR</w:t>
-      </w:r>
-    </w:p>
-    <w:p>
-      <w:pPr>
-        <w:keepNext w:val="0"/>
-        <w:keepLines w:val="0"/>
-        <w:pageBreakBefore w:val="0"/>
-        <w:kinsoku/>
-        <w:wordWrap/>
-        <w:overflowPunct/>
-        <w:topLinePunct w:val="0"/>
-        <w:autoSpaceDE/>
-        <w:autoSpaceDN/>
-        <w:bidi w:val="0"/>
-        <w:adjustRightInd/>
-        <w:snapToGrid/>
-        <w:jc w:val="both"/>
-        <w:textAlignment w:val="auto"/>
-        <w:rPr>
-          <w:rFonts w:hint="eastAsia" w:ascii="宋体" w:hAnsi="宋体" w:eastAsia="宋体" w:cs="宋体"/>
-          <w:i w:val="0"/>
-          <w:iCs w:val="0"/>
-          <w:caps w:val="0"/>
-          <w:color w:val="auto"/>
-          <w:spacing w:val="0"/>
-          <w:sz w:val="20"/>
-          <w:szCs w:val="20"/>
-          <w:shd w:val="clear" w:fill="FFFFFF"/>
-          <w:lang w:val="en-US" w:eastAsia="zh-CN"/>
-        </w:rPr>
-      </w:pPr>
-      <w:r>
-        <w:rPr>
-          <w:rFonts w:hint="eastAsia" w:ascii="宋体" w:hAnsi="宋体" w:eastAsia="宋体" w:cs="宋体"/>
-          <w:i w:val="0"/>
-          <w:iCs w:val="0"/>
-          <w:caps w:val="0"/>
-          <w:color w:val="auto"/>
-          <w:spacing w:val="0"/>
-          <w:sz w:val="20"/>
-          <w:szCs w:val="20"/>
-          <w:shd w:val="clear" w:fill="FFFFFF"/>
-          <w:lang w:val="en-US" w:eastAsia="zh-CN"/>
-        </w:rPr>
-        <w:t>__interrupt void uart0_rx(void)</w:t>
-      </w:r>
-    </w:p>
-    <w:p>
-      <w:pPr>
-        <w:keepNext w:val="0"/>
-        <w:keepLines w:val="0"/>
-        <w:pageBreakBefore w:val="0"/>
-        <w:kinsoku/>
-        <w:wordWrap/>
-        <w:overflowPunct/>
-        <w:topLinePunct w:val="0"/>
-        <w:autoSpaceDE/>
-        <w:autoSpaceDN/>
-        <w:bidi w:val="0"/>
-        <w:adjustRightInd/>
-        <w:snapToGrid/>
-        <w:jc w:val="both"/>
-        <w:textAlignment w:val="auto"/>
-        <w:rPr>
-          <w:rFonts w:hint="eastAsia" w:ascii="宋体" w:hAnsi="宋体" w:eastAsia="宋体" w:cs="宋体"/>
-          <w:i w:val="0"/>
-          <w:iCs w:val="0"/>
-          <w:caps w:val="0"/>
-          <w:color w:val="auto"/>
-          <w:spacing w:val="0"/>
-          <w:sz w:val="20"/>
-          <w:szCs w:val="20"/>
-          <w:shd w:val="clear" w:fill="FFFFFF"/>
-          <w:lang w:val="en-US" w:eastAsia="zh-CN"/>
-        </w:rPr>
-      </w:pPr>
-      <w:r>
-        <w:rPr>
-          <w:rFonts w:hint="eastAsia" w:ascii="宋体" w:hAnsi="宋体" w:eastAsia="宋体" w:cs="宋体"/>
-          <w:i w:val="0"/>
-          <w:iCs w:val="0"/>
-          <w:caps w:val="0"/>
-          <w:color w:val="auto"/>
-          <w:spacing w:val="0"/>
-          <w:sz w:val="20"/>
-          <w:szCs w:val="20"/>
-          <w:shd w:val="clear" w:fill="FFFFFF"/>
-          <w:lang w:val="en-US" w:eastAsia="zh-CN"/>
-        </w:rPr>
-        <w:t>{</w:t>
-      </w:r>
-    </w:p>
-    <w:p>
-      <w:pPr>
-        <w:keepNext w:val="0"/>
-        <w:keepLines w:val="0"/>
-        <w:pageBreakBefore w:val="0"/>
-        <w:kinsoku/>
-        <w:wordWrap/>
-        <w:overflowPunct/>
-        <w:topLinePunct w:val="0"/>
-        <w:autoSpaceDE/>
-        <w:autoSpaceDN/>
-        <w:bidi w:val="0"/>
-        <w:adjustRightInd/>
-        <w:snapToGrid/>
-        <w:jc w:val="both"/>
-        <w:textAlignment w:val="auto"/>
-        <w:rPr>
-          <w:rFonts w:hint="eastAsia" w:ascii="宋体" w:hAnsi="宋体" w:eastAsia="宋体" w:cs="宋体"/>
-          <w:i w:val="0"/>
-          <w:iCs w:val="0"/>
-          <w:caps w:val="0"/>
-          <w:color w:val="auto"/>
-          <w:spacing w:val="0"/>
-          <w:sz w:val="20"/>
-          <w:szCs w:val="20"/>
-          <w:shd w:val="clear" w:fill="FFFFFF"/>
-          <w:lang w:val="en-US" w:eastAsia="zh-CN"/>
-        </w:rPr>
-      </w:pPr>
-      <w:r>
-        <w:rPr>
-          <w:rFonts w:hint="eastAsia" w:ascii="宋体" w:hAnsi="宋体" w:eastAsia="宋体" w:cs="宋体"/>
-          <w:i w:val="0"/>
-          <w:iCs w:val="0"/>
-          <w:caps w:val="0"/>
-          <w:color w:val="auto"/>
-          <w:spacing w:val="0"/>
-          <w:sz w:val="20"/>
-          <w:szCs w:val="20"/>
-          <w:shd w:val="clear" w:fill="FFFFFF"/>
-          <w:lang w:val="en-US" w:eastAsia="zh-CN"/>
-        </w:rPr>
-        <w:t xml:space="preserve">    URX0IF = 0;                 //清除串口0接收标志位</w:t>
-      </w:r>
-    </w:p>
-    <w:p>
-      <w:pPr>
-        <w:keepNext w:val="0"/>
-        <w:keepLines w:val="0"/>
-        <w:pageBreakBefore w:val="0"/>
-        <w:kinsoku/>
-        <w:wordWrap/>
-        <w:overflowPunct/>
-        <w:topLinePunct w:val="0"/>
-        <w:autoSpaceDE/>
-        <w:autoSpaceDN/>
-        <w:bidi w:val="0"/>
-        <w:adjustRightInd/>
-        <w:snapToGrid/>
-        <w:jc w:val="both"/>
-        <w:textAlignment w:val="auto"/>
-        <w:rPr>
-          <w:rFonts w:hint="eastAsia" w:ascii="宋体" w:hAnsi="宋体" w:eastAsia="宋体" w:cs="宋体"/>
-          <w:i w:val="0"/>
-          <w:iCs w:val="0"/>
-          <w:caps w:val="0"/>
-          <w:color w:val="auto"/>
-          <w:spacing w:val="0"/>
-          <w:sz w:val="20"/>
-          <w:szCs w:val="20"/>
-          <w:shd w:val="clear" w:fill="FFFFFF"/>
-          <w:lang w:val="en-US" w:eastAsia="zh-CN"/>
-        </w:rPr>
-      </w:pPr>
-      <w:r>
-        <w:rPr>
-          <w:rFonts w:hint="eastAsia" w:ascii="宋体" w:hAnsi="宋体" w:eastAsia="宋体" w:cs="宋体"/>
-          <w:i w:val="0"/>
-          <w:iCs w:val="0"/>
-          <w:caps w:val="0"/>
-          <w:color w:val="auto"/>
-          <w:spacing w:val="0"/>
-          <w:sz w:val="20"/>
-          <w:szCs w:val="20"/>
-          <w:shd w:val="clear" w:fill="FFFFFF"/>
-          <w:lang w:val="en-US" w:eastAsia="zh-CN"/>
-        </w:rPr>
-        <w:t xml:space="preserve">    while(UTX0IF == 0);         //等待串口0发送完毕</w:t>
-      </w:r>
-    </w:p>
-    <w:p>
-      <w:pPr>
-        <w:keepNext w:val="0"/>
-        <w:keepLines w:val="0"/>
-        <w:pageBreakBefore w:val="0"/>
-        <w:kinsoku/>
-        <w:wordWrap/>
-        <w:overflowPunct/>
-        <w:topLinePunct w:val="0"/>
-        <w:autoSpaceDE/>
-        <w:autoSpaceDN/>
-        <w:bidi w:val="0"/>
-        <w:adjustRightInd/>
-        <w:snapToGrid/>
-        <w:jc w:val="both"/>
-        <w:textAlignment w:val="auto"/>
-        <w:rPr>
-          <w:rFonts w:hint="eastAsia" w:ascii="宋体" w:hAnsi="宋体" w:eastAsia="宋体" w:cs="宋体"/>
-          <w:i w:val="0"/>
-          <w:iCs w:val="0"/>
-          <w:caps w:val="0"/>
-          <w:color w:val="auto"/>
-          <w:spacing w:val="0"/>
-          <w:sz w:val="20"/>
-          <w:szCs w:val="20"/>
-          <w:shd w:val="clear" w:fill="FFFFFF"/>
-          <w:lang w:val="en-US" w:eastAsia="zh-CN"/>
-        </w:rPr>
-      </w:pPr>
-      <w:r>
-        <w:rPr>
-          <w:rFonts w:hint="eastAsia" w:ascii="宋体" w:hAnsi="宋体" w:eastAsia="宋体" w:cs="宋体"/>
-          <w:i w:val="0"/>
-          <w:iCs w:val="0"/>
-          <w:caps w:val="0"/>
-          <w:color w:val="auto"/>
-          <w:spacing w:val="0"/>
-          <w:sz w:val="20"/>
-          <w:szCs w:val="20"/>
-          <w:shd w:val="clear" w:fill="FFFFFF"/>
-          <w:lang w:val="en-US" w:eastAsia="zh-CN"/>
-        </w:rPr>
-        <w:t xml:space="preserve">    UTX0IF = 0;                 //清除串口0发送标志位</w:t>
-      </w:r>
-    </w:p>
-    <w:p>
-      <w:pPr>
-        <w:keepNext w:val="0"/>
-        <w:keepLines w:val="0"/>
-        <w:pageBreakBefore w:val="0"/>
-        <w:kinsoku/>
-        <w:wordWrap/>
-        <w:overflowPunct/>
-        <w:topLinePunct w:val="0"/>
-        <w:autoSpaceDE/>
-        <w:autoSpaceDN/>
-        <w:bidi w:val="0"/>
-        <w:adjustRightInd/>
-        <w:snapToGrid/>
-        <w:jc w:val="both"/>
-        <w:textAlignment w:val="auto"/>
-        <w:rPr>
-          <w:rFonts w:hint="eastAsia" w:ascii="宋体" w:hAnsi="宋体" w:eastAsia="宋体" w:cs="宋体"/>
-          <w:i w:val="0"/>
-          <w:iCs w:val="0"/>
-          <w:caps w:val="0"/>
-          <w:color w:val="auto"/>
-          <w:spacing w:val="0"/>
-          <w:sz w:val="20"/>
-          <w:szCs w:val="20"/>
-          <w:shd w:val="clear" w:fill="FFFFFF"/>
-          <w:lang w:val="en-US" w:eastAsia="zh-CN"/>
-        </w:rPr>
-      </w:pPr>
-      <w:r>
-        <w:rPr>
-          <w:rFonts w:hint="eastAsia" w:ascii="宋体" w:hAnsi="宋体" w:eastAsia="宋体" w:cs="宋体"/>
-          <w:i w:val="0"/>
-          <w:iCs w:val="0"/>
-          <w:caps w:val="0"/>
-          <w:color w:val="auto"/>
-          <w:spacing w:val="0"/>
-          <w:sz w:val="20"/>
-          <w:szCs w:val="20"/>
-          <w:shd w:val="clear" w:fill="FFFFFF"/>
-          <w:lang w:val="en-US" w:eastAsia="zh-CN"/>
-        </w:rPr>
-        <w:t>}</w:t>
-      </w:r>
-    </w:p>
-    <w:p>
-      <w:pPr>
-        <w:keepNext w:val="0"/>
-        <w:keepLines w:val="0"/>
-        <w:pageBreakBefore w:val="0"/>
-        <w:kinsoku/>
-        <w:wordWrap/>
-        <w:overflowPunct/>
-        <w:topLinePunct w:val="0"/>
-        <w:autoSpaceDE/>
-        <w:autoSpaceDN/>
-        <w:bidi w:val="0"/>
-        <w:adjustRightInd/>
-        <w:snapToGrid/>
-        <w:jc w:val="both"/>
-        <w:textAlignment w:val="auto"/>
-        <w:rPr>
-          <w:rFonts w:hint="eastAsia" w:ascii="宋体" w:hAnsi="宋体" w:cs="宋体"/>
-          <w:i w:val="0"/>
-          <w:iCs w:val="0"/>
-          <w:caps w:val="0"/>
-          <w:color w:val="auto"/>
-          <w:spacing w:val="0"/>
-          <w:sz w:val="20"/>
-          <w:szCs w:val="20"/>
-          <w:shd w:val="clear" w:fill="FFFFFF"/>
-          <w:lang w:val="en-US" w:eastAsia="zh-CN"/>
-        </w:rPr>
-      </w:pPr>
-      <w:r>
-        <w:rPr>
-          <w:rFonts w:hint="eastAsia" w:ascii="宋体" w:hAnsi="宋体" w:cs="宋体"/>
-          <w:i w:val="0"/>
-          <w:iCs w:val="0"/>
-          <w:caps w:val="0"/>
-          <w:color w:val="auto"/>
-          <w:spacing w:val="0"/>
-          <w:sz w:val="20"/>
-          <w:szCs w:val="20"/>
-          <w:shd w:val="clear" w:fill="FFFFFF"/>
-          <w:lang w:val="en-US" w:eastAsia="zh-CN"/>
-        </w:rPr>
-        <w:t>插上Micro-USB线，打开串口调试助手，打开串口可以看到：</w:t>
-      </w:r>
-    </w:p>
-    <w:p>
-      <w:pPr>
-        <w:keepNext w:val="0"/>
-        <w:keepLines w:val="0"/>
-        <w:pageBreakBefore w:val="0"/>
-        <w:kinsoku/>
-        <w:wordWrap/>
-        <w:overflowPunct/>
-        <w:topLinePunct w:val="0"/>
-        <w:autoSpaceDE/>
-        <w:autoSpaceDN/>
-        <w:bidi w:val="0"/>
-        <w:adjustRightInd/>
-        <w:snapToGrid/>
-        <w:jc w:val="both"/>
+        <w:jc w:val="center"/>
         <w:textAlignment w:val="auto"/>
         <w:rPr>
           <w:rFonts w:hint="default" w:ascii="宋体" w:hAnsi="宋体" w:cs="宋体"/>
@@ -4841,7 +4844,7 @@
     <w:lsdException w:unhideWhenUsed="0" w:uiPriority="0" w:semiHidden="0" w:name="HTML Sample"/>
     <w:lsdException w:unhideWhenUsed="0" w:uiPriority="0" w:semiHidden="0" w:name="HTML Typewriter"/>
     <w:lsdException w:unhideWhenUsed="0" w:uiPriority="0" w:semiHidden="0" w:name="HTML Variable"/>
-    <w:lsdException w:unhideWhenUsed="0" w:uiPriority="0" w:name="Normal Table"/>
+    <w:lsdException w:qFormat="1" w:unhideWhenUsed="0" w:uiPriority="0" w:name="Normal Table"/>
     <w:lsdException w:unhideWhenUsed="0" w:uiPriority="0" w:semiHidden="0" w:name="annotation subject"/>
     <w:lsdException w:unhideWhenUsed="0" w:uiPriority="0" w:semiHidden="0" w:name="Table Simple 1"/>
     <w:lsdException w:unhideWhenUsed="0" w:uiPriority="0" w:semiHidden="0" w:name="Table Simple 2"/>
@@ -5051,6 +5054,7 @@
   <w:style w:type="table" w:default="1" w:styleId="7">
     <w:name w:val="Normal Table"/>
     <w:semiHidden/>
+    <w:qFormat/>
     <w:uiPriority w:val="0"/>
     <w:tblPr>
       <w:tblCellMar>
